--- a/public/docs/kontrraschet-po-klyuchevoy-stavke.docx
+++ b/public/docs/kontrraschet-po-klyuchevoy-stavke.docx
@@ -115,7 +115,7 @@
       <w:r>
         <w:rPr>
           <w:b/>
-          <w:sz w:val="26"/>
+          <w:sz w:val="28"/>
         </w:rPr>
         <w:t>КОНТРРАСЧЁТ</w:t>
       </w:r>
@@ -130,7 +130,7 @@
           <w:b/>
           <w:sz w:val="24"/>
         </w:rPr>
-        <w:t>процентов и неустойки по договору поставки № 1349 от 14.07.2022</w:t>
+        <w:t>процентов и неустойки с анализом расчёта Истца</w:t>
       </w:r>
     </w:p>
     <w:p>
@@ -159,325 +159,17 @@
     </w:p>
     <w:p>
       <w:pPr>
-        <w:spacing w:before="240" w:after="120"/>
+        <w:spacing w:after="80"/>
+        <w:ind w:firstLine="709"/>
+        <w:jc w:val="both"/>
       </w:pPr>
       <w:r>
         <w:rPr>
-          <w:b/>
-          <w:sz w:val="24"/>
+          <w:b w:val="0"/>
         </w:rPr>
-        <w:t>1. Требования Истца</w:t>
+        <w:t>Ответчиками проанализирован представленный Истцом «Расчёт процентов за пользование коммерческим кредитом по Договору поставки № 1349 от 14.07.2022 на 17.08.2026». В результате построчной проверки установлено следующее.</w:t>
       </w:r>
     </w:p>
-    <w:tbl>
-      <w:tblPr>
-        <w:tblStyle w:val="TableGrid"/>
-        <w:tblW w:type="auto" w:w="0"/>
-        <w:tblLook w:firstColumn="1" w:firstRow="1" w:lastColumn="0" w:lastRow="0" w:noHBand="0" w:noVBand="1" w:val="04A0"/>
-      </w:tblPr>
-      <w:tblGrid>
-        <w:gridCol w:w="2493"/>
-        <w:gridCol w:w="2493"/>
-        <w:gridCol w:w="2493"/>
-        <w:gridCol w:w="2493"/>
-      </w:tblGrid>
-      <w:tr>
-        <w:tc>
-          <w:tcPr>
-            <w:tcW w:type="dxa" w:w="3118"/>
-          </w:tcPr>
-          <w:p>
-            <w:r/>
-            <w:r>
-              <w:rPr>
-                <w:b/>
-                <w:sz w:val="20"/>
-              </w:rPr>
-              <w:t>Требование</w:t>
-            </w:r>
-          </w:p>
-        </w:tc>
-        <w:tc>
-          <w:tcPr>
-            <w:tcW w:type="dxa" w:w="1984"/>
-          </w:tcPr>
-          <w:p>
-            <w:r/>
-            <w:r>
-              <w:rPr>
-                <w:b/>
-                <w:sz w:val="20"/>
-              </w:rPr>
-              <w:t>Основание</w:t>
-            </w:r>
-          </w:p>
-        </w:tc>
-        <w:tc>
-          <w:tcPr>
-            <w:tcW w:type="dxa" w:w="1417"/>
-          </w:tcPr>
-          <w:p>
-            <w:r/>
-            <w:r>
-              <w:rPr>
-                <w:b/>
-                <w:sz w:val="20"/>
-              </w:rPr>
-              <w:t>Ставка</w:t>
-            </w:r>
-          </w:p>
-        </w:tc>
-        <w:tc>
-          <w:tcPr>
-            <w:tcW w:type="dxa" w:w="2268"/>
-          </w:tcPr>
-          <w:p>
-            <w:r/>
-            <w:r>
-              <w:rPr>
-                <w:b/>
-                <w:sz w:val="20"/>
-              </w:rPr>
-              <w:t>Сумма, руб.</w:t>
-            </w:r>
-          </w:p>
-        </w:tc>
-      </w:tr>
-      <w:tr>
-        <w:tc>
-          <w:tcPr>
-            <w:tcW w:type="dxa" w:w="3118"/>
-          </w:tcPr>
-          <w:p>
-            <w:r/>
-            <w:r>
-              <w:rPr>
-                <w:sz w:val="20"/>
-              </w:rPr>
-              <w:t>Основной долг</w:t>
-            </w:r>
-          </w:p>
-        </w:tc>
-        <w:tc>
-          <w:tcPr>
-            <w:tcW w:type="dxa" w:w="1984"/>
-          </w:tcPr>
-          <w:p>
-            <w:r/>
-            <w:r>
-              <w:rPr>
-                <w:sz w:val="20"/>
-              </w:rPr>
-              <w:t>договор поставки</w:t>
-            </w:r>
-          </w:p>
-        </w:tc>
-        <w:tc>
-          <w:tcPr>
-            <w:tcW w:type="dxa" w:w="1417"/>
-          </w:tcPr>
-          <w:p>
-            <w:r/>
-            <w:r>
-              <w:rPr>
-                <w:sz w:val="20"/>
-              </w:rPr>
-              <w:t>—</w:t>
-            </w:r>
-          </w:p>
-        </w:tc>
-        <w:tc>
-          <w:tcPr>
-            <w:tcW w:type="dxa" w:w="2268"/>
-          </w:tcPr>
-          <w:p>
-            <w:r/>
-            <w:r>
-              <w:rPr>
-                <w:sz w:val="20"/>
-              </w:rPr>
-              <w:t>86 267,82</w:t>
-            </w:r>
-          </w:p>
-        </w:tc>
-      </w:tr>
-      <w:tr>
-        <w:tc>
-          <w:tcPr>
-            <w:tcW w:type="dxa" w:w="3118"/>
-          </w:tcPr>
-          <w:p>
-            <w:r/>
-            <w:r>
-              <w:rPr>
-                <w:sz w:val="20"/>
-              </w:rPr>
-              <w:t>Проценты за коммерческий кредит</w:t>
-            </w:r>
-          </w:p>
-        </w:tc>
-        <w:tc>
-          <w:tcPr>
-            <w:tcW w:type="dxa" w:w="1984"/>
-          </w:tcPr>
-          <w:p>
-            <w:r/>
-            <w:r>
-              <w:rPr>
-                <w:sz w:val="20"/>
-              </w:rPr>
-              <w:t>п. 4.4 договора</w:t>
-            </w:r>
-          </w:p>
-        </w:tc>
-        <w:tc>
-          <w:tcPr>
-            <w:tcW w:type="dxa" w:w="1417"/>
-          </w:tcPr>
-          <w:p>
-            <w:r/>
-            <w:r>
-              <w:rPr>
-                <w:sz w:val="20"/>
-              </w:rPr>
-              <w:t>0,5% в день</w:t>
-            </w:r>
-          </w:p>
-        </w:tc>
-        <w:tc>
-          <w:tcPr>
-            <w:tcW w:type="dxa" w:w="2268"/>
-          </w:tcPr>
-          <w:p>
-            <w:r/>
-            <w:r>
-              <w:rPr>
-                <w:sz w:val="20"/>
-              </w:rPr>
-              <w:t>112 151,13</w:t>
-            </w:r>
-          </w:p>
-        </w:tc>
-      </w:tr>
-      <w:tr>
-        <w:tc>
-          <w:tcPr>
-            <w:tcW w:type="dxa" w:w="3118"/>
-          </w:tcPr>
-          <w:p>
-            <w:r/>
-            <w:r>
-              <w:rPr>
-                <w:sz w:val="20"/>
-              </w:rPr>
-              <w:t>Неустойка за просрочку оплаты</w:t>
-            </w:r>
-          </w:p>
-        </w:tc>
-        <w:tc>
-          <w:tcPr>
-            <w:tcW w:type="dxa" w:w="1984"/>
-          </w:tcPr>
-          <w:p>
-            <w:r/>
-            <w:r>
-              <w:rPr>
-                <w:sz w:val="20"/>
-              </w:rPr>
-              <w:t>п. 7.2 договора</w:t>
-            </w:r>
-          </w:p>
-        </w:tc>
-        <w:tc>
-          <w:tcPr>
-            <w:tcW w:type="dxa" w:w="1417"/>
-          </w:tcPr>
-          <w:p>
-            <w:r/>
-            <w:r>
-              <w:rPr>
-                <w:sz w:val="20"/>
-              </w:rPr>
-              <w:t>0,1% в день</w:t>
-            </w:r>
-          </w:p>
-        </w:tc>
-        <w:tc>
-          <w:tcPr>
-            <w:tcW w:type="dxa" w:w="2268"/>
-          </w:tcPr>
-          <w:p>
-            <w:r/>
-            <w:r>
-              <w:rPr>
-                <w:sz w:val="20"/>
-              </w:rPr>
-              <w:t>22 430,23</w:t>
-            </w:r>
-          </w:p>
-        </w:tc>
-      </w:tr>
-      <w:tr>
-        <w:tc>
-          <w:tcPr>
-            <w:tcW w:type="dxa" w:w="3118"/>
-          </w:tcPr>
-          <w:p>
-            <w:r/>
-            <w:r>
-              <w:rPr>
-                <w:b/>
-                <w:sz w:val="20"/>
-              </w:rPr>
-              <w:t>ИТОГО санкций</w:t>
-            </w:r>
-          </w:p>
-        </w:tc>
-        <w:tc>
-          <w:tcPr>
-            <w:tcW w:type="dxa" w:w="1984"/>
-          </w:tcPr>
-          <w:p>
-            <w:r/>
-            <w:r>
-              <w:rPr>
-                <w:b/>
-                <w:sz w:val="20"/>
-              </w:rPr>
-            </w:r>
-          </w:p>
-        </w:tc>
-        <w:tc>
-          <w:tcPr>
-            <w:tcW w:type="dxa" w:w="1417"/>
-          </w:tcPr>
-          <w:p>
-            <w:r/>
-            <w:r>
-              <w:rPr>
-                <w:b/>
-                <w:sz w:val="20"/>
-              </w:rPr>
-            </w:r>
-          </w:p>
-        </w:tc>
-        <w:tc>
-          <w:tcPr>
-            <w:tcW w:type="dxa" w:w="2268"/>
-          </w:tcPr>
-          <w:p>
-            <w:r/>
-            <w:r>
-              <w:rPr>
-                <w:b/>
-                <w:sz w:val="20"/>
-              </w:rPr>
-              <w:t>134 581,36</w:t>
-            </w:r>
-          </w:p>
-        </w:tc>
-      </w:tr>
-    </w:tbl>
     <w:p>
       <w:pPr>
         <w:spacing w:before="240" w:after="120"/>
@@ -487,7 +179,7 @@
           <w:b/>
           <w:sz w:val="24"/>
         </w:rPr>
-        <w:t>2. Расшифровка расчёта Истца</w:t>
+        <w:t>1. Основное нарушение: проценты начислены на полностью оплаченные поставки</w:t>
       </w:r>
     </w:p>
     <w:p>
@@ -500,7 +192,20 @@
         <w:rPr>
           <w:b w:val="0"/>
         </w:rPr>
-        <w:t>Обратным счётом из заявленных сумм следует, что Истец произвёл начисление за 260 дней на сумму остатка 86 267 руб. 82 коп.:</w:t>
+        <w:t>Расчёт Истца содержит 37 строк с ненулевым начислением процентов. Из них лишь 8 строк относятся к партиям, по которым оплата не поступила. По остальным 29 строкам в графе «Дата оплаты» указана конкретная дата, а в графе «Сумма оплаты» — сумма, равная сумме отгрузки, то есть эти поставки оплачены Ответчиком полностью.</w:t>
+      </w:r>
+    </w:p>
+    <w:p>
+      <w:pPr>
+        <w:spacing w:after="80"/>
+        <w:ind w:firstLine="709"/>
+        <w:jc w:val="both"/>
+      </w:pPr>
+      <w:r>
+        <w:rPr>
+          <w:b w:val="0"/>
+        </w:rPr>
+        <w:t>Тем не менее Истец начислил проценты и на эти оплаченные партии:</w:t>
       </w:r>
     </w:p>
     <w:tbl>
@@ -510,26 +215,13 @@
         <w:tblLook w:firstColumn="1" w:firstRow="1" w:lastColumn="0" w:lastRow="0" w:noHBand="0" w:noVBand="1" w:val="04A0"/>
       </w:tblPr>
       <w:tblGrid>
-        <w:gridCol w:w="3324"/>
-        <w:gridCol w:w="3324"/>
-        <w:gridCol w:w="3324"/>
+        <w:gridCol w:w="1995"/>
+        <w:gridCol w:w="1995"/>
+        <w:gridCol w:w="1995"/>
+        <w:gridCol w:w="1995"/>
+        <w:gridCol w:w="1995"/>
       </w:tblGrid>
       <w:tr>
-        <w:tc>
-          <w:tcPr>
-            <w:tcW w:type="dxa" w:w="2268"/>
-          </w:tcPr>
-          <w:p>
-            <w:r/>
-            <w:r>
-              <w:rPr>
-                <w:b/>
-                <w:sz w:val="20"/>
-              </w:rPr>
-              <w:t>Показатель</w:t>
-            </w:r>
-          </w:p>
-        </w:tc>
         <w:tc>
           <w:tcPr>
             <w:tcW w:type="dxa" w:w="3685"/>
@@ -539,43 +231,74 @@
             <w:r>
               <w:rPr>
                 <w:b/>
-                <w:sz w:val="20"/>
+                <w:sz w:val="18"/>
               </w:rPr>
-              <w:t>Расчёт</w:t>
+              <w:t>Основание начисления</w:t>
             </w:r>
           </w:p>
         </w:tc>
         <w:tc>
           <w:tcPr>
-            <w:tcW w:type="dxa" w:w="2835"/>
+            <w:tcW w:type="dxa" w:w="1587"/>
           </w:tcPr>
           <w:p>
             <w:r/>
             <w:r>
               <w:rPr>
                 <w:b/>
-                <w:sz w:val="20"/>
+                <w:sz w:val="18"/>
               </w:rPr>
-              <w:t>Результат, руб.</w:t>
+              <w:t>Проценты, руб.</w:t>
+            </w:r>
+          </w:p>
+        </w:tc>
+        <w:tc>
+          <w:tcPr>
+            <w:tcW w:type="dxa" w:w="1587"/>
+          </w:tcPr>
+          <w:p>
+            <w:r/>
+            <w:r>
+              <w:rPr>
+                <w:b/>
+                <w:sz w:val="18"/>
+              </w:rPr>
+              <w:t>Неустойка, руб.</w:t>
+            </w:r>
+          </w:p>
+        </w:tc>
+        <w:tc>
+          <w:tcPr>
+            <w:tcW w:type="dxa" w:w="1474"/>
+          </w:tcPr>
+          <w:p>
+            <w:r/>
+            <w:r>
+              <w:rPr>
+                <w:b/>
+                <w:sz w:val="18"/>
+              </w:rPr>
+              <w:t>Итого, руб.</w:t>
+            </w:r>
+          </w:p>
+        </w:tc>
+        <w:tc>
+          <w:tcPr>
+            <w:tcW w:type="dxa" w:w="1020"/>
+          </w:tcPr>
+          <w:p>
+            <w:r/>
+            <w:r>
+              <w:rPr>
+                <w:b/>
+                <w:sz w:val="18"/>
+              </w:rPr>
+              <w:t>Доля</w:t>
             </w:r>
           </w:p>
         </w:tc>
       </w:tr>
       <w:tr>
-        <w:tc>
-          <w:tcPr>
-            <w:tcW w:type="dxa" w:w="2268"/>
-          </w:tcPr>
-          <w:p>
-            <w:r/>
-            <w:r>
-              <w:rPr>
-                <w:sz w:val="20"/>
-              </w:rPr>
-              <w:t>Проценты</w:t>
-            </w:r>
-          </w:p>
-        </w:tc>
         <w:tc>
           <w:tcPr>
             <w:tcW w:type="dxa" w:w="3685"/>
@@ -584,42 +307,70 @@
             <w:r/>
             <w:r>
               <w:rPr>
-                <w:sz w:val="20"/>
+                <w:sz w:val="18"/>
               </w:rPr>
-              <w:t>86 267,82 × 0,5% × 260 дней</w:t>
+              <w:t>Партии, оплаченные в полном объёме (29 строк)</w:t>
             </w:r>
           </w:p>
         </w:tc>
         <w:tc>
           <w:tcPr>
-            <w:tcW w:type="dxa" w:w="2835"/>
+            <w:tcW w:type="dxa" w:w="1587"/>
           </w:tcPr>
           <w:p>
             <w:r/>
             <w:r>
               <w:rPr>
-                <w:sz w:val="20"/>
+                <w:sz w:val="18"/>
               </w:rPr>
-              <w:t>112 148,17</w:t>
+              <w:t>78 869,71</w:t>
+            </w:r>
+          </w:p>
+        </w:tc>
+        <w:tc>
+          <w:tcPr>
+            <w:tcW w:type="dxa" w:w="1587"/>
+          </w:tcPr>
+          <w:p>
+            <w:r/>
+            <w:r>
+              <w:rPr>
+                <w:sz w:val="18"/>
+              </w:rPr>
+              <w:t>15 773,95</w:t>
+            </w:r>
+          </w:p>
+        </w:tc>
+        <w:tc>
+          <w:tcPr>
+            <w:tcW w:type="dxa" w:w="1474"/>
+          </w:tcPr>
+          <w:p>
+            <w:r/>
+            <w:r>
+              <w:rPr>
+                <w:sz w:val="18"/>
+              </w:rPr>
+              <w:t>94 643,66</w:t>
+            </w:r>
+          </w:p>
+        </w:tc>
+        <w:tc>
+          <w:tcPr>
+            <w:tcW w:type="dxa" w:w="1020"/>
+          </w:tcPr>
+          <w:p>
+            <w:r/>
+            <w:r>
+              <w:rPr>
+                <w:sz w:val="18"/>
+              </w:rPr>
+              <w:t>70,3%</w:t>
             </w:r>
           </w:p>
         </w:tc>
       </w:tr>
       <w:tr>
-        <w:tc>
-          <w:tcPr>
-            <w:tcW w:type="dxa" w:w="2268"/>
-          </w:tcPr>
-          <w:p>
-            <w:r/>
-            <w:r>
-              <w:rPr>
-                <w:sz w:val="20"/>
-              </w:rPr>
-              <w:t>Неустойка</w:t>
-            </w:r>
-          </w:p>
-        </w:tc>
         <w:tc>
           <w:tcPr>
             <w:tcW w:type="dxa" w:w="3685"/>
@@ -628,23 +379,142 @@
             <w:r/>
             <w:r>
               <w:rPr>
-                <w:sz w:val="20"/>
+                <w:sz w:val="18"/>
               </w:rPr>
-              <w:t>86 267,82 × 0,1% × 260 дней</w:t>
+              <w:t>Партии, оставшиеся неоплаченными (8 строк)</w:t>
             </w:r>
           </w:p>
         </w:tc>
         <w:tc>
           <w:tcPr>
-            <w:tcW w:type="dxa" w:w="2835"/>
+            <w:tcW w:type="dxa" w:w="1587"/>
           </w:tcPr>
           <w:p>
             <w:r/>
             <w:r>
               <w:rPr>
-                <w:sz w:val="20"/>
+                <w:sz w:val="18"/>
               </w:rPr>
-              <w:t>22 429,63</w:t>
+              <w:t>33 281,42</w:t>
+            </w:r>
+          </w:p>
+        </w:tc>
+        <w:tc>
+          <w:tcPr>
+            <w:tcW w:type="dxa" w:w="1587"/>
+          </w:tcPr>
+          <w:p>
+            <w:r/>
+            <w:r>
+              <w:rPr>
+                <w:sz w:val="18"/>
+              </w:rPr>
+              <w:t>6 656,28</w:t>
+            </w:r>
+          </w:p>
+        </w:tc>
+        <w:tc>
+          <w:tcPr>
+            <w:tcW w:type="dxa" w:w="1474"/>
+          </w:tcPr>
+          <w:p>
+            <w:r/>
+            <w:r>
+              <w:rPr>
+                <w:sz w:val="18"/>
+              </w:rPr>
+              <w:t>39 937,70</w:t>
+            </w:r>
+          </w:p>
+        </w:tc>
+        <w:tc>
+          <w:tcPr>
+            <w:tcW w:type="dxa" w:w="1020"/>
+          </w:tcPr>
+          <w:p>
+            <w:r/>
+            <w:r>
+              <w:rPr>
+                <w:sz w:val="18"/>
+              </w:rPr>
+              <w:t>29,7%</w:t>
+            </w:r>
+          </w:p>
+        </w:tc>
+      </w:tr>
+      <w:tr>
+        <w:tc>
+          <w:tcPr>
+            <w:tcW w:type="dxa" w:w="3685"/>
+          </w:tcPr>
+          <w:p>
+            <w:r/>
+            <w:r>
+              <w:rPr>
+                <w:b/>
+                <w:sz w:val="18"/>
+              </w:rPr>
+              <w:t>ВСЕГО заявлено Истцом</w:t>
+            </w:r>
+          </w:p>
+        </w:tc>
+        <w:tc>
+          <w:tcPr>
+            <w:tcW w:type="dxa" w:w="1587"/>
+          </w:tcPr>
+          <w:p>
+            <w:r/>
+            <w:r>
+              <w:rPr>
+                <w:b/>
+                <w:sz w:val="18"/>
+              </w:rPr>
+              <w:t>112 151,13</w:t>
+            </w:r>
+          </w:p>
+        </w:tc>
+        <w:tc>
+          <w:tcPr>
+            <w:tcW w:type="dxa" w:w="1587"/>
+          </w:tcPr>
+          <w:p>
+            <w:r/>
+            <w:r>
+              <w:rPr>
+                <w:b/>
+                <w:sz w:val="18"/>
+              </w:rPr>
+              <w:t>22 430,23</w:t>
+            </w:r>
+          </w:p>
+        </w:tc>
+        <w:tc>
+          <w:tcPr>
+            <w:tcW w:type="dxa" w:w="1474"/>
+          </w:tcPr>
+          <w:p>
+            <w:r/>
+            <w:r>
+              <w:rPr>
+                <w:b/>
+                <w:sz w:val="18"/>
+              </w:rPr>
+              <w:t>134 581,36</w:t>
+            </w:r>
+          </w:p>
+        </w:tc>
+        <w:tc>
+          <w:tcPr>
+            <w:tcW w:type="dxa" w:w="1020"/>
+          </w:tcPr>
+          <w:p>
+            <w:r/>
+            <w:r>
+              <w:rPr>
+                <w:b/>
+                <w:sz w:val="18"/>
+              </w:rPr>
+              <w:t>100%</w:t>
             </w:r>
           </w:p>
         </w:tc>
@@ -671,7 +541,7 @@
         <w:rPr>
           <w:b/>
         </w:rPr>
-        <w:t>Отношение суммы процентов к сумме неустойки составляет ровно 5,0, что соответствует соотношению ставок 0,5% и 0,1%.</w:t>
+        <w:t>Таким образом, 94 643 руб. 66 коп., что составляет 70,3% всех заявленных санкций, начислено на поставки, задолженность по которым отсутствует и была погашена Ответчиком в добровольном порядке.</w:t>
       </w:r>
     </w:p>
     <w:p>
@@ -684,33 +554,7 @@
         <w:rPr>
           <w:b/>
         </w:rPr>
-        <w:t>Из изложенного следует принципиальный вывод: проценты по п. 4.4 и неустойка по п. 7.2 начислены Истцом на одну и ту же сумму задолженности, за один и тот же период и за одно и то же нарушение — просрочку оплаты. Различие состоит исключительно в наименовании и величине ставки.</w:t>
-      </w:r>
-    </w:p>
-    <w:p>
-      <w:pPr>
-        <w:spacing w:after="80"/>
-        <w:ind w:firstLine="709"/>
-        <w:jc w:val="both"/>
-      </w:pPr>
-      <w:r>
-        <w:rPr>
-          <w:b w:val="0"/>
-        </w:rPr>
-        <w:t>Это подтверждает довод Ответчиков о том, что так называемая «плата за пользование коммерческим кредитом» в действительности является дополнительной мерой ответственности за просрочку, а её взыскание наряду с неустойкой представляет собой двойную ответственность за одно нарушение.</w:t>
-      </w:r>
-    </w:p>
-    <w:p>
-      <w:pPr>
-        <w:spacing w:after="80"/>
-        <w:ind w:firstLine="709"/>
-        <w:jc w:val="both"/>
-      </w:pPr>
-      <w:r>
-        <w:rPr>
-          <w:b/>
-        </w:rPr>
-        <w:t>Дополнительно отмечаем: Истец в тексте иска указывает период просрочки с 25.09.2023 по 13.05.2026 (1 057 дней), однако фактически произвёл начисление за 260 дней. Тем самым Истец сам признаёт, что заявленная сумма долга находилась в просрочке значительно меньший срок, чем период, указанный в обоснование требований.</w:t>
+        <w:t>При этом ни одна из 29 оплаченных партий не входит в состав задолженности 86 267 руб. 82 коп. Расчёт задолженности сформирован Истцом исключительно из 8 неоплаченных партий (10 437,92 + 20 340,91 + 806,31 + 4 050,68 + 20 363,90 + 8 210,60 + 20 046,06 + 2 011,44 = 86 267 руб. 82 коп.), что подтверждается итоговой строкой расчёта самого Истца.</w:t>
       </w:r>
     </w:p>
     <w:p>
@@ -722,20 +566,7 @@
           <w:b/>
           <w:sz w:val="24"/>
         </w:rPr>
-        <w:t>3. Контррасчёт по ключевой ставке Банка России</w:t>
-      </w:r>
-    </w:p>
-    <w:p>
-      <w:pPr>
-        <w:spacing w:after="80"/>
-        <w:ind w:firstLine="709"/>
-        <w:jc w:val="both"/>
-      </w:pPr>
-      <w:r>
-        <w:rPr>
-          <w:b w:val="0"/>
-        </w:rPr>
-        <w:t>Полагаем разумной и соразмерной последствиям нарушения компенсацию, исчисленную по правилам ст. 395 ГК РФ исходя из ключевой ставки Банка России за фактический период просрочки 260 дней:</w:t>
+        <w:t>2. Расчёт задолженности: сверка с итоговой строкой Истца</w:t>
       </w:r>
     </w:p>
     <w:tbl>
@@ -745,53 +576,85 @@
         <w:tblLook w:firstColumn="1" w:firstRow="1" w:lastColumn="0" w:lastRow="0" w:noHBand="0" w:noVBand="1" w:val="04A0"/>
       </w:tblPr>
       <w:tblGrid>
-        <w:gridCol w:w="3324"/>
-        <w:gridCol w:w="3324"/>
-        <w:gridCol w:w="3324"/>
+        <w:gridCol w:w="1995"/>
+        <w:gridCol w:w="1995"/>
+        <w:gridCol w:w="1995"/>
+        <w:gridCol w:w="1995"/>
+        <w:gridCol w:w="1995"/>
       </w:tblGrid>
       <w:tr>
         <w:tc>
           <w:tcPr>
-            <w:tcW w:type="dxa" w:w="2268"/>
+            <w:tcW w:type="dxa" w:w="1247"/>
           </w:tcPr>
           <w:p>
             <w:r/>
             <w:r>
               <w:rPr>
                 <w:b/>
-                <w:sz w:val="20"/>
+                <w:sz w:val="18"/>
               </w:rPr>
-              <w:t>Ключевая ставка</w:t>
+              <w:t>№ УПД</w:t>
             </w:r>
           </w:p>
         </w:tc>
         <w:tc>
           <w:tcPr>
-            <w:tcW w:type="dxa" w:w="3685"/>
+            <w:tcW w:type="dxa" w:w="1701"/>
           </w:tcPr>
           <w:p>
             <w:r/>
             <w:r>
               <w:rPr>
                 <w:b/>
-                <w:sz w:val="20"/>
+                <w:sz w:val="18"/>
               </w:rPr>
-              <w:t>Расчёт</w:t>
+              <w:t>Дата отгрузки</w:t>
             </w:r>
           </w:p>
         </w:tc>
         <w:tc>
           <w:tcPr>
-            <w:tcW w:type="dxa" w:w="2835"/>
+            <w:tcW w:type="dxa" w:w="1984"/>
           </w:tcPr>
           <w:p>
             <w:r/>
             <w:r>
               <w:rPr>
                 <w:b/>
-                <w:sz w:val="20"/>
+                <w:sz w:val="18"/>
               </w:rPr>
-              <w:t>Сумма, руб.</w:t>
+              <w:t>Сумма отгрузки, руб.</w:t>
+            </w:r>
+          </w:p>
+        </w:tc>
+        <w:tc>
+          <w:tcPr>
+            <w:tcW w:type="dxa" w:w="1701"/>
+          </w:tcPr>
+          <w:p>
+            <w:r/>
+            <w:r>
+              <w:rPr>
+                <w:b/>
+                <w:sz w:val="18"/>
+              </w:rPr>
+              <w:t>Дней по расчёту Истца</w:t>
+            </w:r>
+          </w:p>
+        </w:tc>
+        <w:tc>
+          <w:tcPr>
+            <w:tcW w:type="dxa" w:w="2154"/>
+          </w:tcPr>
+          <w:p>
+            <w:r/>
+            <w:r>
+              <w:rPr>
+                <w:b/>
+                <w:sz w:val="18"/>
+              </w:rPr>
+              <w:t>Проценты Истца, руб.</w:t>
             </w:r>
           </w:p>
         </w:tc>
@@ -799,43 +662,71 @@
       <w:tr>
         <w:tc>
           <w:tcPr>
-            <w:tcW w:type="dxa" w:w="2268"/>
+            <w:tcW w:type="dxa" w:w="1247"/>
           </w:tcPr>
           <w:p>
             <w:r/>
             <w:r>
               <w:rPr>
-                <w:sz w:val="20"/>
+                <w:sz w:val="18"/>
               </w:rPr>
-              <w:t>16% годовых</w:t>
+              <w:t>12697</w:t>
             </w:r>
           </w:p>
         </w:tc>
         <w:tc>
           <w:tcPr>
-            <w:tcW w:type="dxa" w:w="3685"/>
+            <w:tcW w:type="dxa" w:w="1701"/>
           </w:tcPr>
           <w:p>
             <w:r/>
             <w:r>
               <w:rPr>
-                <w:sz w:val="20"/>
+                <w:sz w:val="18"/>
               </w:rPr>
-              <w:t>86 267,82 × 16% × 260 / 365</w:t>
+              <w:t>16.04.2026</w:t>
             </w:r>
           </w:p>
         </w:tc>
         <w:tc>
           <w:tcPr>
-            <w:tcW w:type="dxa" w:w="2835"/>
+            <w:tcW w:type="dxa" w:w="1984"/>
           </w:tcPr>
           <w:p>
             <w:r/>
             <w:r>
               <w:rPr>
-                <w:sz w:val="20"/>
+                <w:sz w:val="18"/>
               </w:rPr>
-              <w:t>9 830,20</w:t>
+              <w:t>10 437,92</w:t>
+            </w:r>
+          </w:p>
+        </w:tc>
+        <w:tc>
+          <w:tcPr>
+            <w:tcW w:type="dxa" w:w="1701"/>
+          </w:tcPr>
+          <w:p>
+            <w:r/>
+            <w:r>
+              <w:rPr>
+                <w:sz w:val="18"/>
+              </w:rPr>
+              <w:t>90</w:t>
+            </w:r>
+          </w:p>
+        </w:tc>
+        <w:tc>
+          <w:tcPr>
+            <w:tcW w:type="dxa" w:w="2154"/>
+          </w:tcPr>
+          <w:p>
+            <w:r/>
+            <w:r>
+              <w:rPr>
+                <w:sz w:val="18"/>
+              </w:rPr>
+              <w:t>4 697,06</w:t>
             </w:r>
           </w:p>
         </w:tc>
@@ -843,43 +734,71 @@
       <w:tr>
         <w:tc>
           <w:tcPr>
-            <w:tcW w:type="dxa" w:w="2268"/>
+            <w:tcW w:type="dxa" w:w="1247"/>
           </w:tcPr>
           <w:p>
             <w:r/>
             <w:r>
               <w:rPr>
-                <w:sz w:val="20"/>
+                <w:sz w:val="18"/>
               </w:rPr>
-              <w:t>18% годовых</w:t>
+              <w:t>14271</w:t>
             </w:r>
           </w:p>
         </w:tc>
         <w:tc>
           <w:tcPr>
-            <w:tcW w:type="dxa" w:w="3685"/>
+            <w:tcW w:type="dxa" w:w="1701"/>
           </w:tcPr>
           <w:p>
             <w:r/>
             <w:r>
               <w:rPr>
-                <w:sz w:val="20"/>
+                <w:sz w:val="18"/>
               </w:rPr>
-              <w:t>86 267,82 × 18% × 260 / 365</w:t>
+              <w:t>24.04.2026</w:t>
             </w:r>
           </w:p>
         </w:tc>
         <w:tc>
           <w:tcPr>
-            <w:tcW w:type="dxa" w:w="2835"/>
+            <w:tcW w:type="dxa" w:w="1984"/>
           </w:tcPr>
           <w:p>
             <w:r/>
             <w:r>
               <w:rPr>
-                <w:sz w:val="20"/>
+                <w:sz w:val="18"/>
               </w:rPr>
-              <w:t>11 058,98</w:t>
+              <w:t>20 340,91</w:t>
+            </w:r>
+          </w:p>
+        </w:tc>
+        <w:tc>
+          <w:tcPr>
+            <w:tcW w:type="dxa" w:w="1701"/>
+          </w:tcPr>
+          <w:p>
+            <w:r/>
+            <w:r>
+              <w:rPr>
+                <w:sz w:val="18"/>
+              </w:rPr>
+              <w:t>83</w:t>
+            </w:r>
+          </w:p>
+        </w:tc>
+        <w:tc>
+          <w:tcPr>
+            <w:tcW w:type="dxa" w:w="2154"/>
+          </w:tcPr>
+          <w:p>
+            <w:r/>
+            <w:r>
+              <w:rPr>
+                <w:sz w:val="18"/>
+              </w:rPr>
+              <w:t>8 441,48</w:t>
             </w:r>
           </w:p>
         </w:tc>
@@ -887,43 +806,71 @@
       <w:tr>
         <w:tc>
           <w:tcPr>
-            <w:tcW w:type="dxa" w:w="2268"/>
+            <w:tcW w:type="dxa" w:w="1247"/>
           </w:tcPr>
           <w:p>
             <w:r/>
             <w:r>
               <w:rPr>
-                <w:sz w:val="20"/>
+                <w:sz w:val="18"/>
               </w:rPr>
-              <w:t>19% годовых</w:t>
+              <w:t>14273</w:t>
             </w:r>
           </w:p>
         </w:tc>
         <w:tc>
           <w:tcPr>
-            <w:tcW w:type="dxa" w:w="3685"/>
+            <w:tcW w:type="dxa" w:w="1701"/>
           </w:tcPr>
           <w:p>
             <w:r/>
             <w:r>
               <w:rPr>
-                <w:sz w:val="20"/>
+                <w:sz w:val="18"/>
               </w:rPr>
-              <w:t>86 267,82 × 19% × 260 / 365</w:t>
+              <w:t>24.04.2026</w:t>
             </w:r>
           </w:p>
         </w:tc>
         <w:tc>
           <w:tcPr>
-            <w:tcW w:type="dxa" w:w="2835"/>
+            <w:tcW w:type="dxa" w:w="1984"/>
           </w:tcPr>
           <w:p>
             <w:r/>
             <w:r>
               <w:rPr>
-                <w:sz w:val="20"/>
+                <w:sz w:val="18"/>
               </w:rPr>
-              <w:t>11 673,37</w:t>
+              <w:t>806,31</w:t>
+            </w:r>
+          </w:p>
+        </w:tc>
+        <w:tc>
+          <w:tcPr>
+            <w:tcW w:type="dxa" w:w="1701"/>
+          </w:tcPr>
+          <w:p>
+            <w:r/>
+            <w:r>
+              <w:rPr>
+                <w:sz w:val="18"/>
+              </w:rPr>
+              <w:t>83</w:t>
+            </w:r>
+          </w:p>
+        </w:tc>
+        <w:tc>
+          <w:tcPr>
+            <w:tcW w:type="dxa" w:w="2154"/>
+          </w:tcPr>
+          <w:p>
+            <w:r/>
+            <w:r>
+              <w:rPr>
+                <w:sz w:val="18"/>
+              </w:rPr>
+              <w:t>334,62</w:t>
             </w:r>
           </w:p>
         </w:tc>
@@ -931,43 +878,434 @@
       <w:tr>
         <w:tc>
           <w:tcPr>
-            <w:tcW w:type="dxa" w:w="2268"/>
+            <w:tcW w:type="dxa" w:w="1247"/>
           </w:tcPr>
           <w:p>
             <w:r/>
             <w:r>
               <w:rPr>
-                <w:sz w:val="20"/>
+                <w:sz w:val="18"/>
               </w:rPr>
-              <w:t>21% годовых</w:t>
+              <w:t>14277</w:t>
             </w:r>
           </w:p>
         </w:tc>
         <w:tc>
           <w:tcPr>
-            <w:tcW w:type="dxa" w:w="3685"/>
+            <w:tcW w:type="dxa" w:w="1701"/>
           </w:tcPr>
           <w:p>
             <w:r/>
             <w:r>
               <w:rPr>
-                <w:sz w:val="20"/>
+                <w:sz w:val="18"/>
               </w:rPr>
-              <w:t>86 267,82 × 21% × 260 / 365</w:t>
+              <w:t>24.04.2026</w:t>
             </w:r>
           </w:p>
         </w:tc>
         <w:tc>
           <w:tcPr>
-            <w:tcW w:type="dxa" w:w="2835"/>
+            <w:tcW w:type="dxa" w:w="1984"/>
           </w:tcPr>
           <w:p>
             <w:r/>
             <w:r>
               <w:rPr>
-                <w:sz w:val="20"/>
+                <w:sz w:val="18"/>
               </w:rPr>
-              <w:t>12 902,14</w:t>
+              <w:t>4 050,68</w:t>
+            </w:r>
+          </w:p>
+        </w:tc>
+        <w:tc>
+          <w:tcPr>
+            <w:tcW w:type="dxa" w:w="1701"/>
+          </w:tcPr>
+          <w:p>
+            <w:r/>
+            <w:r>
+              <w:rPr>
+                <w:sz w:val="18"/>
+              </w:rPr>
+              <w:t>83</w:t>
+            </w:r>
+          </w:p>
+        </w:tc>
+        <w:tc>
+          <w:tcPr>
+            <w:tcW w:type="dxa" w:w="2154"/>
+          </w:tcPr>
+          <w:p>
+            <w:r/>
+            <w:r>
+              <w:rPr>
+                <w:sz w:val="18"/>
+              </w:rPr>
+              <w:t>1 681,03</w:t>
+            </w:r>
+          </w:p>
+        </w:tc>
+      </w:tr>
+      <w:tr>
+        <w:tc>
+          <w:tcPr>
+            <w:tcW w:type="dxa" w:w="1247"/>
+          </w:tcPr>
+          <w:p>
+            <w:r/>
+            <w:r>
+              <w:rPr>
+                <w:sz w:val="18"/>
+              </w:rPr>
+              <w:t>15066</w:t>
+            </w:r>
+          </w:p>
+        </w:tc>
+        <w:tc>
+          <w:tcPr>
+            <w:tcW w:type="dxa" w:w="1701"/>
+          </w:tcPr>
+          <w:p>
+            <w:r/>
+            <w:r>
+              <w:rPr>
+                <w:sz w:val="18"/>
+              </w:rPr>
+              <w:t>29.04.2026</w:t>
+            </w:r>
+          </w:p>
+        </w:tc>
+        <w:tc>
+          <w:tcPr>
+            <w:tcW w:type="dxa" w:w="1984"/>
+          </w:tcPr>
+          <w:p>
+            <w:r/>
+            <w:r>
+              <w:rPr>
+                <w:sz w:val="18"/>
+              </w:rPr>
+              <w:t>20 363,90</w:t>
+            </w:r>
+          </w:p>
+        </w:tc>
+        <w:tc>
+          <w:tcPr>
+            <w:tcW w:type="dxa" w:w="1701"/>
+          </w:tcPr>
+          <w:p>
+            <w:r/>
+            <w:r>
+              <w:rPr>
+                <w:sz w:val="18"/>
+              </w:rPr>
+              <w:t>76</w:t>
+            </w:r>
+          </w:p>
+        </w:tc>
+        <w:tc>
+          <w:tcPr>
+            <w:tcW w:type="dxa" w:w="2154"/>
+          </w:tcPr>
+          <w:p>
+            <w:r/>
+            <w:r>
+              <w:rPr>
+                <w:sz w:val="18"/>
+              </w:rPr>
+              <w:t>7 738,28</w:t>
+            </w:r>
+          </w:p>
+        </w:tc>
+      </w:tr>
+      <w:tr>
+        <w:tc>
+          <w:tcPr>
+            <w:tcW w:type="dxa" w:w="1247"/>
+          </w:tcPr>
+          <w:p>
+            <w:r/>
+            <w:r>
+              <w:rPr>
+                <w:sz w:val="18"/>
+              </w:rPr>
+              <w:t>15441</w:t>
+            </w:r>
+          </w:p>
+        </w:tc>
+        <w:tc>
+          <w:tcPr>
+            <w:tcW w:type="dxa" w:w="1701"/>
+          </w:tcPr>
+          <w:p>
+            <w:r/>
+            <w:r>
+              <w:rPr>
+                <w:sz w:val="18"/>
+              </w:rPr>
+              <w:t>30.04.2026</w:t>
+            </w:r>
+          </w:p>
+        </w:tc>
+        <w:tc>
+          <w:tcPr>
+            <w:tcW w:type="dxa" w:w="1984"/>
+          </w:tcPr>
+          <w:p>
+            <w:r/>
+            <w:r>
+              <w:rPr>
+                <w:sz w:val="18"/>
+              </w:rPr>
+              <w:t>8 210,60</w:t>
+            </w:r>
+          </w:p>
+        </w:tc>
+        <w:tc>
+          <w:tcPr>
+            <w:tcW w:type="dxa" w:w="1701"/>
+          </w:tcPr>
+          <w:p>
+            <w:r/>
+            <w:r>
+              <w:rPr>
+                <w:sz w:val="18"/>
+              </w:rPr>
+              <w:t>76</w:t>
+            </w:r>
+          </w:p>
+        </w:tc>
+        <w:tc>
+          <w:tcPr>
+            <w:tcW w:type="dxa" w:w="2154"/>
+          </w:tcPr>
+          <w:p>
+            <w:r/>
+            <w:r>
+              <w:rPr>
+                <w:sz w:val="18"/>
+              </w:rPr>
+              <w:t>3 120,03</w:t>
+            </w:r>
+          </w:p>
+        </w:tc>
+      </w:tr>
+      <w:tr>
+        <w:tc>
+          <w:tcPr>
+            <w:tcW w:type="dxa" w:w="1247"/>
+          </w:tcPr>
+          <w:p>
+            <w:r/>
+            <w:r>
+              <w:rPr>
+                <w:sz w:val="18"/>
+              </w:rPr>
+              <w:t>17160</w:t>
+            </w:r>
+          </w:p>
+        </w:tc>
+        <w:tc>
+          <w:tcPr>
+            <w:tcW w:type="dxa" w:w="1701"/>
+          </w:tcPr>
+          <w:p>
+            <w:r/>
+            <w:r>
+              <w:rPr>
+                <w:sz w:val="18"/>
+              </w:rPr>
+              <w:t>12.05.2026</w:t>
+            </w:r>
+          </w:p>
+        </w:tc>
+        <w:tc>
+          <w:tcPr>
+            <w:tcW w:type="dxa" w:w="1984"/>
+          </w:tcPr>
+          <w:p>
+            <w:r/>
+            <w:r>
+              <w:rPr>
+                <w:sz w:val="18"/>
+              </w:rPr>
+              <w:t>20 046,06</w:t>
+            </w:r>
+          </w:p>
+        </w:tc>
+        <w:tc>
+          <w:tcPr>
+            <w:tcW w:type="dxa" w:w="1701"/>
+          </w:tcPr>
+          <w:p>
+            <w:r/>
+            <w:r>
+              <w:rPr>
+                <w:sz w:val="18"/>
+              </w:rPr>
+              <w:t>66</w:t>
+            </w:r>
+          </w:p>
+        </w:tc>
+        <w:tc>
+          <w:tcPr>
+            <w:tcW w:type="dxa" w:w="2154"/>
+          </w:tcPr>
+          <w:p>
+            <w:r/>
+            <w:r>
+              <w:rPr>
+                <w:sz w:val="18"/>
+              </w:rPr>
+              <w:t>6 615,20</w:t>
+            </w:r>
+          </w:p>
+        </w:tc>
+      </w:tr>
+      <w:tr>
+        <w:tc>
+          <w:tcPr>
+            <w:tcW w:type="dxa" w:w="1247"/>
+          </w:tcPr>
+          <w:p>
+            <w:r/>
+            <w:r>
+              <w:rPr>
+                <w:sz w:val="18"/>
+              </w:rPr>
+              <w:t>17562</w:t>
+            </w:r>
+          </w:p>
+        </w:tc>
+        <w:tc>
+          <w:tcPr>
+            <w:tcW w:type="dxa" w:w="1701"/>
+          </w:tcPr>
+          <w:p>
+            <w:r/>
+            <w:r>
+              <w:rPr>
+                <w:sz w:val="18"/>
+              </w:rPr>
+              <w:t>13.05.2026</w:t>
+            </w:r>
+          </w:p>
+        </w:tc>
+        <w:tc>
+          <w:tcPr>
+            <w:tcW w:type="dxa" w:w="1984"/>
+          </w:tcPr>
+          <w:p>
+            <w:r/>
+            <w:r>
+              <w:rPr>
+                <w:sz w:val="18"/>
+              </w:rPr>
+              <w:t>2 011,44</w:t>
+            </w:r>
+          </w:p>
+        </w:tc>
+        <w:tc>
+          <w:tcPr>
+            <w:tcW w:type="dxa" w:w="1701"/>
+          </w:tcPr>
+          <w:p>
+            <w:r/>
+            <w:r>
+              <w:rPr>
+                <w:sz w:val="18"/>
+              </w:rPr>
+              <w:t>65</w:t>
+            </w:r>
+          </w:p>
+        </w:tc>
+        <w:tc>
+          <w:tcPr>
+            <w:tcW w:type="dxa" w:w="2154"/>
+          </w:tcPr>
+          <w:p>
+            <w:r/>
+            <w:r>
+              <w:rPr>
+                <w:sz w:val="18"/>
+              </w:rPr>
+              <w:t>653,72</w:t>
+            </w:r>
+          </w:p>
+        </w:tc>
+      </w:tr>
+      <w:tr>
+        <w:tc>
+          <w:tcPr>
+            <w:tcW w:type="dxa" w:w="1247"/>
+          </w:tcPr>
+          <w:p>
+            <w:r/>
+            <w:r>
+              <w:rPr>
+                <w:b/>
+                <w:sz w:val="18"/>
+              </w:rPr>
+              <w:t>ИТОГО</w:t>
+            </w:r>
+          </w:p>
+        </w:tc>
+        <w:tc>
+          <w:tcPr>
+            <w:tcW w:type="dxa" w:w="1701"/>
+          </w:tcPr>
+          <w:p>
+            <w:r/>
+            <w:r>
+              <w:rPr>
+                <w:b/>
+                <w:sz w:val="18"/>
+              </w:rPr>
+            </w:r>
+          </w:p>
+        </w:tc>
+        <w:tc>
+          <w:tcPr>
+            <w:tcW w:type="dxa" w:w="1984"/>
+          </w:tcPr>
+          <w:p>
+            <w:r/>
+            <w:r>
+              <w:rPr>
+                <w:b/>
+                <w:sz w:val="18"/>
+              </w:rPr>
+              <w:t>86 267,82</w:t>
+            </w:r>
+          </w:p>
+        </w:tc>
+        <w:tc>
+          <w:tcPr>
+            <w:tcW w:type="dxa" w:w="1701"/>
+          </w:tcPr>
+          <w:p>
+            <w:r/>
+            <w:r>
+              <w:rPr>
+                <w:b/>
+                <w:sz w:val="18"/>
+              </w:rPr>
+            </w:r>
+          </w:p>
+        </w:tc>
+        <w:tc>
+          <w:tcPr>
+            <w:tcW w:type="dxa" w:w="2154"/>
+          </w:tcPr>
+          <w:p>
+            <w:r/>
+            <w:r>
+              <w:rPr>
+                <w:b/>
+                <w:sz w:val="18"/>
+              </w:rPr>
+              <w:t>33 281,42</w:t>
             </w:r>
           </w:p>
         </w:tc>
@@ -994,7 +1332,7 @@
         <w:rPr>
           <w:b/>
         </w:rPr>
-        <w:t>Точный размер подлежит определению с применением ключевых ставок, действовавших в соответствующие периоды. Ответчики просят принять за основу расчёт по ставке 18% годовых — 11 058 руб. 98 коп.</w:t>
+        <w:t>Сумма по восьми неоплаченным партиям в точности совпадает с заявленной задолженностью 86 267 руб. 82 коп. Следовательно, обоснованными могут признаваться начисления только по этим восьми строкам.</w:t>
       </w:r>
     </w:p>
     <w:p>
@@ -1006,7 +1344,96 @@
           <w:b/>
           <w:sz w:val="24"/>
         </w:rPr>
-        <w:t>4. Сопоставление</w:t>
+        <w:t>3. Противоречие в датах расчёта</w:t>
+      </w:r>
+    </w:p>
+    <w:p>
+      <w:pPr>
+        <w:spacing w:after="80"/>
+        <w:ind w:firstLine="709"/>
+        <w:jc w:val="both"/>
+      </w:pPr>
+      <w:r>
+        <w:rPr>
+          <w:b w:val="0"/>
+        </w:rPr>
+        <w:t>Расчёт озаглавлен «на 17.08.2026», однако в итоговой строке указано: «Задолженность на 17.10.2026 г.». Кроме того, количество дней в графе «Кол-во дней пользования ком. кредитом» не соответствует периоду от даты отгрузки до 17.08.2026: по УПД № 12697 от 16.04.2026 фактически прошло 123 дня, а начислено за 90 дней; по УПД № 17562 от 13.05.2026 прошло 96 дней, начислено 65. Разница составляет 31–34 дня по каждой позиции.</w:t>
+      </w:r>
+    </w:p>
+    <w:p>
+      <w:pPr>
+        <w:spacing w:after="80"/>
+        <w:ind w:firstLine="709"/>
+        <w:jc w:val="both"/>
+      </w:pPr>
+      <w:r>
+        <w:rPr>
+          <w:b/>
+        </w:rPr>
+        <w:t>Расчёт содержит внутренние противоречия в датах и периодах, не раскрывает применённую методику определения количества дней и в силу этого не может быть признан достоверным доказательством размера требований.</w:t>
+      </w:r>
+    </w:p>
+    <w:p>
+      <w:pPr>
+        <w:spacing w:before="240" w:after="120"/>
+      </w:pPr>
+      <w:r>
+        <w:rPr>
+          <w:b/>
+          <w:sz w:val="24"/>
+        </w:rPr>
+        <w:t>4. Двойная ответственность подтверждается расчётом Истца</w:t>
+      </w:r>
+    </w:p>
+    <w:p>
+      <w:pPr>
+        <w:spacing w:after="80"/>
+        <w:ind w:firstLine="709"/>
+        <w:jc w:val="both"/>
+      </w:pPr>
+      <w:r>
+        <w:rPr>
+          <w:b w:val="0"/>
+        </w:rPr>
+        <w:t>Проверкой установлено, что по всем 37 строкам проценты исчислены по формуле: сумма отгрузки × 0,5% × количество дней. Расхождений не выявлено. Неустойка при этом составляет ровно 1/5 от суммы процентов (112 151,13 / 5 = 22 430,23), что соответствует соотношению ставок 0,1% и 0,5%.</w:t>
+      </w:r>
+    </w:p>
+    <w:p>
+      <w:pPr>
+        <w:spacing w:after="80"/>
+        <w:ind w:firstLine="709"/>
+        <w:jc w:val="both"/>
+      </w:pPr>
+      <w:r>
+        <w:rPr>
+          <w:b/>
+        </w:rPr>
+        <w:t>Это означает, что неустойка начислена на ту же базу и за тот же период, что и проценты. Обе санкции применены за одно и то же нарушение — просрочку оплаты, различаясь исключительно наименованием и величиной ставки, что представляет собой двойную меру ответственности.</w:t>
+      </w:r>
+    </w:p>
+    <w:p>
+      <w:pPr>
+        <w:spacing w:before="240" w:after="120"/>
+      </w:pPr>
+      <w:r>
+        <w:rPr>
+          <w:b/>
+          <w:sz w:val="24"/>
+        </w:rPr>
+        <w:t>5. Контррасчёт по ключевой ставке Банка России</w:t>
+      </w:r>
+    </w:p>
+    <w:p>
+      <w:pPr>
+        <w:spacing w:after="80"/>
+        <w:ind w:firstLine="709"/>
+        <w:jc w:val="both"/>
+      </w:pPr>
+      <w:r>
+        <w:rPr>
+          <w:b w:val="0"/>
+        </w:rPr>
+        <w:t>Расчёт произведён только по восьми неоплаченным партиям за периоды, указанные самим Истцом:</w:t>
       </w:r>
     </w:p>
     <w:tbl>
@@ -1016,36 +1443,40 @@
         <w:tblLook w:firstColumn="1" w:firstRow="1" w:lastColumn="0" w:lastRow="0" w:noHBand="0" w:noVBand="1" w:val="04A0"/>
       </w:tblPr>
       <w:tblGrid>
-        <w:gridCol w:w="3324"/>
-        <w:gridCol w:w="3324"/>
-        <w:gridCol w:w="3324"/>
+        <w:gridCol w:w="1425"/>
+        <w:gridCol w:w="1425"/>
+        <w:gridCol w:w="1425"/>
+        <w:gridCol w:w="1425"/>
+        <w:gridCol w:w="1425"/>
+        <w:gridCol w:w="1425"/>
+        <w:gridCol w:w="1425"/>
       </w:tblGrid>
       <w:tr>
         <w:tc>
           <w:tcPr>
-            <w:tcW w:type="dxa" w:w="3969"/>
+            <w:tcW w:type="dxa" w:w="1134"/>
           </w:tcPr>
           <w:p>
             <w:r/>
             <w:r>
               <w:rPr>
                 <w:b/>
-                <w:sz w:val="20"/>
+                <w:sz w:val="18"/>
               </w:rPr>
-              <w:t>Показатель</w:t>
+              <w:t>№ УПД</w:t>
             </w:r>
           </w:p>
         </w:tc>
         <w:tc>
           <w:tcPr>
-            <w:tcW w:type="dxa" w:w="2268"/>
+            <w:tcW w:type="dxa" w:w="1417"/>
           </w:tcPr>
           <w:p>
             <w:r/>
             <w:r>
               <w:rPr>
                 <w:b/>
-                <w:sz w:val="20"/>
+                <w:sz w:val="18"/>
               </w:rPr>
               <w:t>Сумма, руб.</w:t>
             </w:r>
@@ -1053,16 +1484,76 @@
         </w:tc>
         <w:tc>
           <w:tcPr>
-            <w:tcW w:type="dxa" w:w="2551"/>
+            <w:tcW w:type="dxa" w:w="850"/>
           </w:tcPr>
           <w:p>
             <w:r/>
             <w:r>
               <w:rPr>
                 <w:b/>
-                <w:sz w:val="20"/>
+                <w:sz w:val="18"/>
               </w:rPr>
-              <w:t>Соотношение</w:t>
+              <w:t>Дней</w:t>
+            </w:r>
+          </w:p>
+        </w:tc>
+        <w:tc>
+          <w:tcPr>
+            <w:tcW w:type="dxa" w:w="1814"/>
+          </w:tcPr>
+          <w:p>
+            <w:r/>
+            <w:r>
+              <w:rPr>
+                <w:b/>
+                <w:sz w:val="18"/>
+              </w:rPr>
+              <w:t>Истец (0,5%/день), руб.</w:t>
+            </w:r>
+          </w:p>
+        </w:tc>
+        <w:tc>
+          <w:tcPr>
+            <w:tcW w:type="dxa" w:w="1247"/>
+          </w:tcPr>
+          <w:p>
+            <w:r/>
+            <w:r>
+              <w:rPr>
+                <w:b/>
+                <w:sz w:val="18"/>
+              </w:rPr>
+              <w:t>ЦБ 16%, руб.</w:t>
+            </w:r>
+          </w:p>
+        </w:tc>
+        <w:tc>
+          <w:tcPr>
+            <w:tcW w:type="dxa" w:w="1247"/>
+          </w:tcPr>
+          <w:p>
+            <w:r/>
+            <w:r>
+              <w:rPr>
+                <w:b/>
+                <w:sz w:val="18"/>
+              </w:rPr>
+              <w:t>ЦБ 18%, руб.</w:t>
+            </w:r>
+          </w:p>
+        </w:tc>
+        <w:tc>
+          <w:tcPr>
+            <w:tcW w:type="dxa" w:w="1247"/>
+          </w:tcPr>
+          <w:p>
+            <w:r/>
+            <w:r>
+              <w:rPr>
+                <w:b/>
+                <w:sz w:val="18"/>
+              </w:rPr>
+              <w:t>ЦБ 21%, руб.</w:t>
             </w:r>
           </w:p>
         </w:tc>
@@ -1070,27 +1561,829 @@
       <w:tr>
         <w:tc>
           <w:tcPr>
-            <w:tcW w:type="dxa" w:w="3969"/>
+            <w:tcW w:type="dxa" w:w="1134"/>
           </w:tcPr>
           <w:p>
             <w:r/>
             <w:r>
               <w:rPr>
-                <w:sz w:val="20"/>
+                <w:sz w:val="18"/>
               </w:rPr>
-              <w:t>Основной долг (погашен)</w:t>
+              <w:t>12697</w:t>
             </w:r>
           </w:p>
         </w:tc>
         <w:tc>
           <w:tcPr>
-            <w:tcW w:type="dxa" w:w="2268"/>
+            <w:tcW w:type="dxa" w:w="1417"/>
           </w:tcPr>
           <w:p>
             <w:r/>
             <w:r>
               <w:rPr>
-                <w:sz w:val="20"/>
+                <w:sz w:val="18"/>
+              </w:rPr>
+              <w:t>10 437,92</w:t>
+            </w:r>
+          </w:p>
+        </w:tc>
+        <w:tc>
+          <w:tcPr>
+            <w:tcW w:type="dxa" w:w="850"/>
+          </w:tcPr>
+          <w:p>
+            <w:r/>
+            <w:r>
+              <w:rPr>
+                <w:sz w:val="18"/>
+              </w:rPr>
+              <w:t>90</w:t>
+            </w:r>
+          </w:p>
+        </w:tc>
+        <w:tc>
+          <w:tcPr>
+            <w:tcW w:type="dxa" w:w="1814"/>
+          </w:tcPr>
+          <w:p>
+            <w:r/>
+            <w:r>
+              <w:rPr>
+                <w:sz w:val="18"/>
+              </w:rPr>
+              <w:t>4 697,06</w:t>
+            </w:r>
+          </w:p>
+        </w:tc>
+        <w:tc>
+          <w:tcPr>
+            <w:tcW w:type="dxa" w:w="1247"/>
+          </w:tcPr>
+          <w:p>
+            <w:r/>
+            <w:r>
+              <w:rPr>
+                <w:sz w:val="18"/>
+              </w:rPr>
+              <w:t>411,80</w:t>
+            </w:r>
+          </w:p>
+        </w:tc>
+        <w:tc>
+          <w:tcPr>
+            <w:tcW w:type="dxa" w:w="1247"/>
+          </w:tcPr>
+          <w:p>
+            <w:r/>
+            <w:r>
+              <w:rPr>
+                <w:sz w:val="18"/>
+              </w:rPr>
+              <w:t>463,27</w:t>
+            </w:r>
+          </w:p>
+        </w:tc>
+        <w:tc>
+          <w:tcPr>
+            <w:tcW w:type="dxa" w:w="1247"/>
+          </w:tcPr>
+          <w:p>
+            <w:r/>
+            <w:r>
+              <w:rPr>
+                <w:sz w:val="18"/>
+              </w:rPr>
+              <w:t>540,48</w:t>
+            </w:r>
+          </w:p>
+        </w:tc>
+      </w:tr>
+      <w:tr>
+        <w:tc>
+          <w:tcPr>
+            <w:tcW w:type="dxa" w:w="1134"/>
+          </w:tcPr>
+          <w:p>
+            <w:r/>
+            <w:r>
+              <w:rPr>
+                <w:sz w:val="18"/>
+              </w:rPr>
+              <w:t>14271</w:t>
+            </w:r>
+          </w:p>
+        </w:tc>
+        <w:tc>
+          <w:tcPr>
+            <w:tcW w:type="dxa" w:w="1417"/>
+          </w:tcPr>
+          <w:p>
+            <w:r/>
+            <w:r>
+              <w:rPr>
+                <w:sz w:val="18"/>
+              </w:rPr>
+              <w:t>20 340,91</w:t>
+            </w:r>
+          </w:p>
+        </w:tc>
+        <w:tc>
+          <w:tcPr>
+            <w:tcW w:type="dxa" w:w="850"/>
+          </w:tcPr>
+          <w:p>
+            <w:r/>
+            <w:r>
+              <w:rPr>
+                <w:sz w:val="18"/>
+              </w:rPr>
+              <w:t>83</w:t>
+            </w:r>
+          </w:p>
+        </w:tc>
+        <w:tc>
+          <w:tcPr>
+            <w:tcW w:type="dxa" w:w="1814"/>
+          </w:tcPr>
+          <w:p>
+            <w:r/>
+            <w:r>
+              <w:rPr>
+                <w:sz w:val="18"/>
+              </w:rPr>
+              <w:t>8 441,48</w:t>
+            </w:r>
+          </w:p>
+        </w:tc>
+        <w:tc>
+          <w:tcPr>
+            <w:tcW w:type="dxa" w:w="1247"/>
+          </w:tcPr>
+          <w:p>
+            <w:r/>
+            <w:r>
+              <w:rPr>
+                <w:sz w:val="18"/>
+              </w:rPr>
+              <w:t>740,07</w:t>
+            </w:r>
+          </w:p>
+        </w:tc>
+        <w:tc>
+          <w:tcPr>
+            <w:tcW w:type="dxa" w:w="1247"/>
+          </w:tcPr>
+          <w:p>
+            <w:r/>
+            <w:r>
+              <w:rPr>
+                <w:sz w:val="18"/>
+              </w:rPr>
+              <w:t>832,58</w:t>
+            </w:r>
+          </w:p>
+        </w:tc>
+        <w:tc>
+          <w:tcPr>
+            <w:tcW w:type="dxa" w:w="1247"/>
+          </w:tcPr>
+          <w:p>
+            <w:r/>
+            <w:r>
+              <w:rPr>
+                <w:sz w:val="18"/>
+              </w:rPr>
+              <w:t>971,35</w:t>
+            </w:r>
+          </w:p>
+        </w:tc>
+      </w:tr>
+      <w:tr>
+        <w:tc>
+          <w:tcPr>
+            <w:tcW w:type="dxa" w:w="1134"/>
+          </w:tcPr>
+          <w:p>
+            <w:r/>
+            <w:r>
+              <w:rPr>
+                <w:sz w:val="18"/>
+              </w:rPr>
+              <w:t>14273</w:t>
+            </w:r>
+          </w:p>
+        </w:tc>
+        <w:tc>
+          <w:tcPr>
+            <w:tcW w:type="dxa" w:w="1417"/>
+          </w:tcPr>
+          <w:p>
+            <w:r/>
+            <w:r>
+              <w:rPr>
+                <w:sz w:val="18"/>
+              </w:rPr>
+              <w:t>806,31</w:t>
+            </w:r>
+          </w:p>
+        </w:tc>
+        <w:tc>
+          <w:tcPr>
+            <w:tcW w:type="dxa" w:w="850"/>
+          </w:tcPr>
+          <w:p>
+            <w:r/>
+            <w:r>
+              <w:rPr>
+                <w:sz w:val="18"/>
+              </w:rPr>
+              <w:t>83</w:t>
+            </w:r>
+          </w:p>
+        </w:tc>
+        <w:tc>
+          <w:tcPr>
+            <w:tcW w:type="dxa" w:w="1814"/>
+          </w:tcPr>
+          <w:p>
+            <w:r/>
+            <w:r>
+              <w:rPr>
+                <w:sz w:val="18"/>
+              </w:rPr>
+              <w:t>334,62</w:t>
+            </w:r>
+          </w:p>
+        </w:tc>
+        <w:tc>
+          <w:tcPr>
+            <w:tcW w:type="dxa" w:w="1247"/>
+          </w:tcPr>
+          <w:p>
+            <w:r/>
+            <w:r>
+              <w:rPr>
+                <w:sz w:val="18"/>
+              </w:rPr>
+              <w:t>29,34</w:t>
+            </w:r>
+          </w:p>
+        </w:tc>
+        <w:tc>
+          <w:tcPr>
+            <w:tcW w:type="dxa" w:w="1247"/>
+          </w:tcPr>
+          <w:p>
+            <w:r/>
+            <w:r>
+              <w:rPr>
+                <w:sz w:val="18"/>
+              </w:rPr>
+              <w:t>33,00</w:t>
+            </w:r>
+          </w:p>
+        </w:tc>
+        <w:tc>
+          <w:tcPr>
+            <w:tcW w:type="dxa" w:w="1247"/>
+          </w:tcPr>
+          <w:p>
+            <w:r/>
+            <w:r>
+              <w:rPr>
+                <w:sz w:val="18"/>
+              </w:rPr>
+              <w:t>38,50</w:t>
+            </w:r>
+          </w:p>
+        </w:tc>
+      </w:tr>
+      <w:tr>
+        <w:tc>
+          <w:tcPr>
+            <w:tcW w:type="dxa" w:w="1134"/>
+          </w:tcPr>
+          <w:p>
+            <w:r/>
+            <w:r>
+              <w:rPr>
+                <w:sz w:val="18"/>
+              </w:rPr>
+              <w:t>14277</w:t>
+            </w:r>
+          </w:p>
+        </w:tc>
+        <w:tc>
+          <w:tcPr>
+            <w:tcW w:type="dxa" w:w="1417"/>
+          </w:tcPr>
+          <w:p>
+            <w:r/>
+            <w:r>
+              <w:rPr>
+                <w:sz w:val="18"/>
+              </w:rPr>
+              <w:t>4 050,68</w:t>
+            </w:r>
+          </w:p>
+        </w:tc>
+        <w:tc>
+          <w:tcPr>
+            <w:tcW w:type="dxa" w:w="850"/>
+          </w:tcPr>
+          <w:p>
+            <w:r/>
+            <w:r>
+              <w:rPr>
+                <w:sz w:val="18"/>
+              </w:rPr>
+              <w:t>83</w:t>
+            </w:r>
+          </w:p>
+        </w:tc>
+        <w:tc>
+          <w:tcPr>
+            <w:tcW w:type="dxa" w:w="1814"/>
+          </w:tcPr>
+          <w:p>
+            <w:r/>
+            <w:r>
+              <w:rPr>
+                <w:sz w:val="18"/>
+              </w:rPr>
+              <w:t>1 681,03</w:t>
+            </w:r>
+          </w:p>
+        </w:tc>
+        <w:tc>
+          <w:tcPr>
+            <w:tcW w:type="dxa" w:w="1247"/>
+          </w:tcPr>
+          <w:p>
+            <w:r/>
+            <w:r>
+              <w:rPr>
+                <w:sz w:val="18"/>
+              </w:rPr>
+              <w:t>147,38</w:t>
+            </w:r>
+          </w:p>
+        </w:tc>
+        <w:tc>
+          <w:tcPr>
+            <w:tcW w:type="dxa" w:w="1247"/>
+          </w:tcPr>
+          <w:p>
+            <w:r/>
+            <w:r>
+              <w:rPr>
+                <w:sz w:val="18"/>
+              </w:rPr>
+              <w:t>165,80</w:t>
+            </w:r>
+          </w:p>
+        </w:tc>
+        <w:tc>
+          <w:tcPr>
+            <w:tcW w:type="dxa" w:w="1247"/>
+          </w:tcPr>
+          <w:p>
+            <w:r/>
+            <w:r>
+              <w:rPr>
+                <w:sz w:val="18"/>
+              </w:rPr>
+              <w:t>193,43</w:t>
+            </w:r>
+          </w:p>
+        </w:tc>
+      </w:tr>
+      <w:tr>
+        <w:tc>
+          <w:tcPr>
+            <w:tcW w:type="dxa" w:w="1134"/>
+          </w:tcPr>
+          <w:p>
+            <w:r/>
+            <w:r>
+              <w:rPr>
+                <w:sz w:val="18"/>
+              </w:rPr>
+              <w:t>15066</w:t>
+            </w:r>
+          </w:p>
+        </w:tc>
+        <w:tc>
+          <w:tcPr>
+            <w:tcW w:type="dxa" w:w="1417"/>
+          </w:tcPr>
+          <w:p>
+            <w:r/>
+            <w:r>
+              <w:rPr>
+                <w:sz w:val="18"/>
+              </w:rPr>
+              <w:t>20 363,90</w:t>
+            </w:r>
+          </w:p>
+        </w:tc>
+        <w:tc>
+          <w:tcPr>
+            <w:tcW w:type="dxa" w:w="850"/>
+          </w:tcPr>
+          <w:p>
+            <w:r/>
+            <w:r>
+              <w:rPr>
+                <w:sz w:val="18"/>
+              </w:rPr>
+              <w:t>76</w:t>
+            </w:r>
+          </w:p>
+        </w:tc>
+        <w:tc>
+          <w:tcPr>
+            <w:tcW w:type="dxa" w:w="1814"/>
+          </w:tcPr>
+          <w:p>
+            <w:r/>
+            <w:r>
+              <w:rPr>
+                <w:sz w:val="18"/>
+              </w:rPr>
+              <w:t>7 738,28</w:t>
+            </w:r>
+          </w:p>
+        </w:tc>
+        <w:tc>
+          <w:tcPr>
+            <w:tcW w:type="dxa" w:w="1247"/>
+          </w:tcPr>
+          <w:p>
+            <w:r/>
+            <w:r>
+              <w:rPr>
+                <w:sz w:val="18"/>
+              </w:rPr>
+              <w:t>678,42</w:t>
+            </w:r>
+          </w:p>
+        </w:tc>
+        <w:tc>
+          <w:tcPr>
+            <w:tcW w:type="dxa" w:w="1247"/>
+          </w:tcPr>
+          <w:p>
+            <w:r/>
+            <w:r>
+              <w:rPr>
+                <w:sz w:val="18"/>
+              </w:rPr>
+              <w:t>763,23</w:t>
+            </w:r>
+          </w:p>
+        </w:tc>
+        <w:tc>
+          <w:tcPr>
+            <w:tcW w:type="dxa" w:w="1247"/>
+          </w:tcPr>
+          <w:p>
+            <w:r/>
+            <w:r>
+              <w:rPr>
+                <w:sz w:val="18"/>
+              </w:rPr>
+              <w:t>890,43</w:t>
+            </w:r>
+          </w:p>
+        </w:tc>
+      </w:tr>
+      <w:tr>
+        <w:tc>
+          <w:tcPr>
+            <w:tcW w:type="dxa" w:w="1134"/>
+          </w:tcPr>
+          <w:p>
+            <w:r/>
+            <w:r>
+              <w:rPr>
+                <w:sz w:val="18"/>
+              </w:rPr>
+              <w:t>15441</w:t>
+            </w:r>
+          </w:p>
+        </w:tc>
+        <w:tc>
+          <w:tcPr>
+            <w:tcW w:type="dxa" w:w="1417"/>
+          </w:tcPr>
+          <w:p>
+            <w:r/>
+            <w:r>
+              <w:rPr>
+                <w:sz w:val="18"/>
+              </w:rPr>
+              <w:t>8 210,60</w:t>
+            </w:r>
+          </w:p>
+        </w:tc>
+        <w:tc>
+          <w:tcPr>
+            <w:tcW w:type="dxa" w:w="850"/>
+          </w:tcPr>
+          <w:p>
+            <w:r/>
+            <w:r>
+              <w:rPr>
+                <w:sz w:val="18"/>
+              </w:rPr>
+              <w:t>76</w:t>
+            </w:r>
+          </w:p>
+        </w:tc>
+        <w:tc>
+          <w:tcPr>
+            <w:tcW w:type="dxa" w:w="1814"/>
+          </w:tcPr>
+          <w:p>
+            <w:r/>
+            <w:r>
+              <w:rPr>
+                <w:sz w:val="18"/>
+              </w:rPr>
+              <w:t>3 120,03</w:t>
+            </w:r>
+          </w:p>
+        </w:tc>
+        <w:tc>
+          <w:tcPr>
+            <w:tcW w:type="dxa" w:w="1247"/>
+          </w:tcPr>
+          <w:p>
+            <w:r/>
+            <w:r>
+              <w:rPr>
+                <w:sz w:val="18"/>
+              </w:rPr>
+              <w:t>273,54</w:t>
+            </w:r>
+          </w:p>
+        </w:tc>
+        <w:tc>
+          <w:tcPr>
+            <w:tcW w:type="dxa" w:w="1247"/>
+          </w:tcPr>
+          <w:p>
+            <w:r/>
+            <w:r>
+              <w:rPr>
+                <w:sz w:val="18"/>
+              </w:rPr>
+              <w:t>307,73</w:t>
+            </w:r>
+          </w:p>
+        </w:tc>
+        <w:tc>
+          <w:tcPr>
+            <w:tcW w:type="dxa" w:w="1247"/>
+          </w:tcPr>
+          <w:p>
+            <w:r/>
+            <w:r>
+              <w:rPr>
+                <w:sz w:val="18"/>
+              </w:rPr>
+              <w:t>359,02</w:t>
+            </w:r>
+          </w:p>
+        </w:tc>
+      </w:tr>
+      <w:tr>
+        <w:tc>
+          <w:tcPr>
+            <w:tcW w:type="dxa" w:w="1134"/>
+          </w:tcPr>
+          <w:p>
+            <w:r/>
+            <w:r>
+              <w:rPr>
+                <w:sz w:val="18"/>
+              </w:rPr>
+              <w:t>17160</w:t>
+            </w:r>
+          </w:p>
+        </w:tc>
+        <w:tc>
+          <w:tcPr>
+            <w:tcW w:type="dxa" w:w="1417"/>
+          </w:tcPr>
+          <w:p>
+            <w:r/>
+            <w:r>
+              <w:rPr>
+                <w:sz w:val="18"/>
+              </w:rPr>
+              <w:t>20 046,06</w:t>
+            </w:r>
+          </w:p>
+        </w:tc>
+        <w:tc>
+          <w:tcPr>
+            <w:tcW w:type="dxa" w:w="850"/>
+          </w:tcPr>
+          <w:p>
+            <w:r/>
+            <w:r>
+              <w:rPr>
+                <w:sz w:val="18"/>
+              </w:rPr>
+              <w:t>66</w:t>
+            </w:r>
+          </w:p>
+        </w:tc>
+        <w:tc>
+          <w:tcPr>
+            <w:tcW w:type="dxa" w:w="1814"/>
+          </w:tcPr>
+          <w:p>
+            <w:r/>
+            <w:r>
+              <w:rPr>
+                <w:sz w:val="18"/>
+              </w:rPr>
+              <w:t>6 615,20</w:t>
+            </w:r>
+          </w:p>
+        </w:tc>
+        <w:tc>
+          <w:tcPr>
+            <w:tcW w:type="dxa" w:w="1247"/>
+          </w:tcPr>
+          <w:p>
+            <w:r/>
+            <w:r>
+              <w:rPr>
+                <w:sz w:val="18"/>
+              </w:rPr>
+              <w:t>579,96</w:t>
+            </w:r>
+          </w:p>
+        </w:tc>
+        <w:tc>
+          <w:tcPr>
+            <w:tcW w:type="dxa" w:w="1247"/>
+          </w:tcPr>
+          <w:p>
+            <w:r/>
+            <w:r>
+              <w:rPr>
+                <w:sz w:val="18"/>
+              </w:rPr>
+              <w:t>652,46</w:t>
+            </w:r>
+          </w:p>
+        </w:tc>
+        <w:tc>
+          <w:tcPr>
+            <w:tcW w:type="dxa" w:w="1247"/>
+          </w:tcPr>
+          <w:p>
+            <w:r/>
+            <w:r>
+              <w:rPr>
+                <w:sz w:val="18"/>
+              </w:rPr>
+              <w:t>761,20</w:t>
+            </w:r>
+          </w:p>
+        </w:tc>
+      </w:tr>
+      <w:tr>
+        <w:tc>
+          <w:tcPr>
+            <w:tcW w:type="dxa" w:w="1134"/>
+          </w:tcPr>
+          <w:p>
+            <w:r/>
+            <w:r>
+              <w:rPr>
+                <w:sz w:val="18"/>
+              </w:rPr>
+              <w:t>17562</w:t>
+            </w:r>
+          </w:p>
+        </w:tc>
+        <w:tc>
+          <w:tcPr>
+            <w:tcW w:type="dxa" w:w="1417"/>
+          </w:tcPr>
+          <w:p>
+            <w:r/>
+            <w:r>
+              <w:rPr>
+                <w:sz w:val="18"/>
+              </w:rPr>
+              <w:t>2 011,44</w:t>
+            </w:r>
+          </w:p>
+        </w:tc>
+        <w:tc>
+          <w:tcPr>
+            <w:tcW w:type="dxa" w:w="850"/>
+          </w:tcPr>
+          <w:p>
+            <w:r/>
+            <w:r>
+              <w:rPr>
+                <w:sz w:val="18"/>
+              </w:rPr>
+              <w:t>65</w:t>
+            </w:r>
+          </w:p>
+        </w:tc>
+        <w:tc>
+          <w:tcPr>
+            <w:tcW w:type="dxa" w:w="1814"/>
+          </w:tcPr>
+          <w:p>
+            <w:r/>
+            <w:r>
+              <w:rPr>
+                <w:sz w:val="18"/>
+              </w:rPr>
+              <w:t>653,72</w:t>
+            </w:r>
+          </w:p>
+        </w:tc>
+        <w:tc>
+          <w:tcPr>
+            <w:tcW w:type="dxa" w:w="1247"/>
+          </w:tcPr>
+          <w:p>
+            <w:r/>
+            <w:r>
+              <w:rPr>
+                <w:sz w:val="18"/>
+              </w:rPr>
+              <w:t>57,31</w:t>
+            </w:r>
+          </w:p>
+        </w:tc>
+        <w:tc>
+          <w:tcPr>
+            <w:tcW w:type="dxa" w:w="1247"/>
+          </w:tcPr>
+          <w:p>
+            <w:r/>
+            <w:r>
+              <w:rPr>
+                <w:sz w:val="18"/>
+              </w:rPr>
+              <w:t>64,48</w:t>
+            </w:r>
+          </w:p>
+        </w:tc>
+        <w:tc>
+          <w:tcPr>
+            <w:tcW w:type="dxa" w:w="1247"/>
+          </w:tcPr>
+          <w:p>
+            <w:r/>
+            <w:r>
+              <w:rPr>
+                <w:sz w:val="18"/>
+              </w:rPr>
+              <w:t>75,22</w:t>
+            </w:r>
+          </w:p>
+        </w:tc>
+      </w:tr>
+      <w:tr>
+        <w:tc>
+          <w:tcPr>
+            <w:tcW w:type="dxa" w:w="1134"/>
+          </w:tcPr>
+          <w:p>
+            <w:r/>
+            <w:r>
+              <w:rPr>
+                <w:b/>
+                <w:sz w:val="18"/>
+              </w:rPr>
+              <w:t>ИТОГО</w:t>
+            </w:r>
+          </w:p>
+        </w:tc>
+        <w:tc>
+          <w:tcPr>
+            <w:tcW w:type="dxa" w:w="1417"/>
+          </w:tcPr>
+          <w:p>
+            <w:r/>
+            <w:r>
+              <w:rPr>
+                <w:b/>
+                <w:sz w:val="18"/>
               </w:rPr>
               <w:t>86 267,82</w:t>
             </w:r>
@@ -1098,149 +2391,75 @@
         </w:tc>
         <w:tc>
           <w:tcPr>
-            <w:tcW w:type="dxa" w:w="2551"/>
-          </w:tcPr>
-          <w:p>
-            <w:r/>
-            <w:r>
-              <w:rPr>
-                <w:sz w:val="20"/>
-              </w:rPr>
-              <w:t>100%</w:t>
-            </w:r>
-          </w:p>
-        </w:tc>
-      </w:tr>
-      <w:tr>
-        <w:tc>
-          <w:tcPr>
-            <w:tcW w:type="dxa" w:w="3969"/>
-          </w:tcPr>
-          <w:p>
-            <w:r/>
-            <w:r>
-              <w:rPr>
-                <w:sz w:val="20"/>
-              </w:rPr>
-              <w:t>Санкции, заявленные Истцом</w:t>
-            </w:r>
-          </w:p>
-        </w:tc>
-        <w:tc>
-          <w:tcPr>
-            <w:tcW w:type="dxa" w:w="2268"/>
-          </w:tcPr>
-          <w:p>
-            <w:r/>
-            <w:r>
-              <w:rPr>
-                <w:sz w:val="20"/>
-              </w:rPr>
-              <w:t>134 581,36</w:t>
-            </w:r>
-          </w:p>
-        </w:tc>
-        <w:tc>
-          <w:tcPr>
-            <w:tcW w:type="dxa" w:w="2551"/>
-          </w:tcPr>
-          <w:p>
-            <w:r/>
-            <w:r>
-              <w:rPr>
-                <w:sz w:val="20"/>
-              </w:rPr>
-              <w:t>156% от долга</w:t>
-            </w:r>
-          </w:p>
-        </w:tc>
-      </w:tr>
-      <w:tr>
-        <w:tc>
-          <w:tcPr>
-            <w:tcW w:type="dxa" w:w="3969"/>
-          </w:tcPr>
-          <w:p>
-            <w:r/>
-            <w:r>
-              <w:rPr>
-                <w:sz w:val="20"/>
-              </w:rPr>
-              <w:t>Компенсация по ключевой ставке 18%</w:t>
-            </w:r>
-          </w:p>
-        </w:tc>
-        <w:tc>
-          <w:tcPr>
-            <w:tcW w:type="dxa" w:w="2268"/>
-          </w:tcPr>
-          <w:p>
-            <w:r/>
-            <w:r>
-              <w:rPr>
-                <w:sz w:val="20"/>
-              </w:rPr>
-              <w:t>11 058,98</w:t>
-            </w:r>
-          </w:p>
-        </w:tc>
-        <w:tc>
-          <w:tcPr>
-            <w:tcW w:type="dxa" w:w="2551"/>
-          </w:tcPr>
-          <w:p>
-            <w:r/>
-            <w:r>
-              <w:rPr>
-                <w:sz w:val="20"/>
-              </w:rPr>
-              <w:t>12,8% от долга</w:t>
-            </w:r>
-          </w:p>
-        </w:tc>
-      </w:tr>
-      <w:tr>
-        <w:tc>
-          <w:tcPr>
-            <w:tcW w:type="dxa" w:w="3969"/>
+            <w:tcW w:type="dxa" w:w="850"/>
           </w:tcPr>
           <w:p>
             <w:r/>
             <w:r>
               <w:rPr>
                 <w:b/>
-                <w:sz w:val="20"/>
+                <w:sz w:val="18"/>
               </w:rPr>
-              <w:t>Превышение требований над ставкой ЦБ</w:t>
             </w:r>
           </w:p>
         </w:tc>
         <w:tc>
           <w:tcPr>
-            <w:tcW w:type="dxa" w:w="2268"/>
+            <w:tcW w:type="dxa" w:w="1814"/>
           </w:tcPr>
           <w:p>
             <w:r/>
             <w:r>
               <w:rPr>
                 <w:b/>
-                <w:sz w:val="20"/>
+                <w:sz w:val="18"/>
               </w:rPr>
+              <w:t>33 281,42</w:t>
             </w:r>
           </w:p>
         </w:tc>
         <w:tc>
           <w:tcPr>
-            <w:tcW w:type="dxa" w:w="2551"/>
+            <w:tcW w:type="dxa" w:w="1247"/>
           </w:tcPr>
           <w:p>
             <w:r/>
             <w:r>
               <w:rPr>
                 <w:b/>
-                <w:sz w:val="20"/>
+                <w:sz w:val="18"/>
               </w:rPr>
-              <w:t>в 12,2 раза</w:t>
+              <w:t>2 917,82</w:t>
+            </w:r>
+          </w:p>
+        </w:tc>
+        <w:tc>
+          <w:tcPr>
+            <w:tcW w:type="dxa" w:w="1247"/>
+          </w:tcPr>
+          <w:p>
+            <w:r/>
+            <w:r>
+              <w:rPr>
+                <w:b/>
+                <w:sz w:val="18"/>
+              </w:rPr>
+              <w:t>3 282,55</w:t>
+            </w:r>
+          </w:p>
+        </w:tc>
+        <w:tc>
+          <w:tcPr>
+            <w:tcW w:type="dxa" w:w="1247"/>
+          </w:tcPr>
+          <w:p>
+            <w:r/>
+            <w:r>
+              <w:rPr>
+                <w:b/>
+                <w:sz w:val="18"/>
+              </w:rPr>
+              <w:t>3 829,64</w:t>
             </w:r>
           </w:p>
         </w:tc>
@@ -1267,7 +2486,7 @@
         <w:rPr>
           <w:b/>
         </w:rPr>
-        <w:t>Ставка 0,5% в день соответствует 182,5% годовых, ставка 0,1% в день — 36,5% годовых, в совокупности 219% годовых. Указанные величины многократно превышают ключевую ставку Банка России и не отвечают компенсационной природе гражданско-правовой ответственности.</w:t>
+        <w:t>Ответчики просят принять за основу расчёт по ставке 18% годовых — 3 282 руб. 55 коп.</w:t>
       </w:r>
     </w:p>
     <w:p>
@@ -1279,43 +2498,196 @@
           <w:b/>
           <w:sz w:val="24"/>
         </w:rPr>
-        <w:t>5. Замечания к расчётам Истца (Приложения № 1 и № 2 к иску)</w:t>
+        <w:t>6. Итоговое сопоставление</w:t>
+      </w:r>
+    </w:p>
+    <w:tbl>
+      <w:tblPr>
+        <w:tblStyle w:val="TableGrid"/>
+        <w:tblW w:type="auto" w:w="0"/>
+        <w:tblLook w:firstColumn="1" w:firstRow="1" w:lastColumn="0" w:lastRow="0" w:noHBand="0" w:noVBand="1" w:val="04A0"/>
+      </w:tblPr>
+      <w:tblGrid>
+        <w:gridCol w:w="4986"/>
+        <w:gridCol w:w="4986"/>
+      </w:tblGrid>
+      <w:tr>
+        <w:tc>
+          <w:tcPr>
+            <w:tcW w:type="dxa" w:w="5953"/>
+          </w:tcPr>
+          <w:p>
+            <w:r/>
+            <w:r>
+              <w:rPr>
+                <w:b/>
+                <w:sz w:val="18"/>
+              </w:rPr>
+              <w:t>Показатель</w:t>
+            </w:r>
+          </w:p>
+        </w:tc>
+        <w:tc>
+          <w:tcPr>
+            <w:tcW w:type="dxa" w:w="2551"/>
+          </w:tcPr>
+          <w:p>
+            <w:r/>
+            <w:r>
+              <w:rPr>
+                <w:b/>
+                <w:sz w:val="18"/>
+              </w:rPr>
+              <w:t>Сумма, руб.</w:t>
+            </w:r>
+          </w:p>
+        </w:tc>
+      </w:tr>
+      <w:tr>
+        <w:tc>
+          <w:tcPr>
+            <w:tcW w:type="dxa" w:w="5953"/>
+          </w:tcPr>
+          <w:p>
+            <w:r/>
+            <w:r>
+              <w:rPr>
+                <w:sz w:val="18"/>
+              </w:rPr>
+              <w:t>Заявлено Истцом (проценты + неустойка)</w:t>
+            </w:r>
+          </w:p>
+        </w:tc>
+        <w:tc>
+          <w:tcPr>
+            <w:tcW w:type="dxa" w:w="2551"/>
+          </w:tcPr>
+          <w:p>
+            <w:r/>
+            <w:r>
+              <w:rPr>
+                <w:sz w:val="18"/>
+              </w:rPr>
+              <w:t>134 581,36</w:t>
+            </w:r>
+          </w:p>
+        </w:tc>
+      </w:tr>
+      <w:tr>
+        <w:tc>
+          <w:tcPr>
+            <w:tcW w:type="dxa" w:w="5953"/>
+          </w:tcPr>
+          <w:p>
+            <w:r/>
+            <w:r>
+              <w:rPr>
+                <w:sz w:val="18"/>
+              </w:rPr>
+              <w:t>Начислено на полностью оплаченные партии (подлежит исключению)</w:t>
+            </w:r>
+          </w:p>
+        </w:tc>
+        <w:tc>
+          <w:tcPr>
+            <w:tcW w:type="dxa" w:w="2551"/>
+          </w:tcPr>
+          <w:p>
+            <w:r/>
+            <w:r>
+              <w:rPr>
+                <w:sz w:val="18"/>
+              </w:rPr>
+              <w:t>94 643,66</w:t>
+            </w:r>
+          </w:p>
+        </w:tc>
+      </w:tr>
+      <w:tr>
+        <w:tc>
+          <w:tcPr>
+            <w:tcW w:type="dxa" w:w="5953"/>
+          </w:tcPr>
+          <w:p>
+            <w:r/>
+            <w:r>
+              <w:rPr>
+                <w:sz w:val="18"/>
+              </w:rPr>
+              <w:t>Начислено на неоплаченные партии</w:t>
+            </w:r>
+          </w:p>
+        </w:tc>
+        <w:tc>
+          <w:tcPr>
+            <w:tcW w:type="dxa" w:w="2551"/>
+          </w:tcPr>
+          <w:p>
+            <w:r/>
+            <w:r>
+              <w:rPr>
+                <w:sz w:val="18"/>
+              </w:rPr>
+              <w:t>39 937,70</w:t>
+            </w:r>
+          </w:p>
+        </w:tc>
+      </w:tr>
+      <w:tr>
+        <w:tc>
+          <w:tcPr>
+            <w:tcW w:type="dxa" w:w="5953"/>
+          </w:tcPr>
+          <w:p>
+            <w:r/>
+            <w:r>
+              <w:rPr>
+                <w:b/>
+                <w:sz w:val="18"/>
+              </w:rPr>
+              <w:t>Компенсация по ключевой ставке ЦБ 18% годовых</w:t>
+            </w:r>
+          </w:p>
+        </w:tc>
+        <w:tc>
+          <w:tcPr>
+            <w:tcW w:type="dxa" w:w="2551"/>
+          </w:tcPr>
+          <w:p>
+            <w:r/>
+            <w:r>
+              <w:rPr>
+                <w:b/>
+                <w:sz w:val="18"/>
+              </w:rPr>
+              <w:t>3 282,55</w:t>
+            </w:r>
+          </w:p>
+        </w:tc>
+      </w:tr>
+    </w:tbl>
+    <w:p>
+      <w:pPr>
+        <w:spacing w:before="0" w:after="80"/>
+      </w:pPr>
+      <w:r>
+        <w:rPr>
+          <w:b w:val="0"/>
+          <w:sz w:val="24"/>
+        </w:rPr>
       </w:r>
     </w:p>
     <w:p>
       <w:pPr>
-        <w:pStyle w:val="ListBullet"/>
-        <w:spacing w:after="60"/>
+        <w:spacing w:after="80"/>
+        <w:ind w:firstLine="709"/>
+        <w:jc w:val="both"/>
       </w:pPr>
       <w:r>
-        <w:t>Истец не раскрыл базу начисления по каждой партии товара: не указано, по каким универсальным передаточным документам, в каких суммах и с каких дат образовалась просрочка.</w:t>
-      </w:r>
-    </w:p>
-    <w:p>
-      <w:pPr>
-        <w:pStyle w:val="ListBullet"/>
-        <w:spacing w:after="60"/>
-      </w:pPr>
-      <w:r>
-        <w:t>Не отражён порядок зачёта поступивших платежей на общую сумму 1 624 425 руб. 90 коп. и их влияние на размер остатка в каждом расчётном периоде.</w:t>
-      </w:r>
-    </w:p>
-    <w:p>
-      <w:pPr>
-        <w:pStyle w:val="ListBullet"/>
-        <w:spacing w:after="60"/>
-      </w:pPr>
-      <w:r>
-        <w:t>В просительной части иска (пункты 2 и 3) заявлено начисление процентов и неустойки на будущее время «от стоимости поставленного товара». Начисление на полную стоимость отгрузки (1 710 693 руб. 72 коп.), а не на фактический остаток задолженности, привело бы к начислению 8 553 руб. 47 коп. в день и является неправомерным.</w:t>
-      </w:r>
-    </w:p>
-    <w:p>
-      <w:pPr>
-        <w:pStyle w:val="ListBullet"/>
-        <w:spacing w:after="60"/>
-      </w:pPr>
-      <w:r>
-        <w:t>В связи с погашением основного долга основания для начисления процентов и неустойки на будущее время отсутствуют.</w:t>
+        <w:rPr>
+          <w:b/>
+        </w:rPr>
+        <w:t>Ставка 0,5% в день соответствует 182,5% годовых, ставка 0,1% в день — 36,5% годовых, в совокупности 219% годовых. По неоплаченным партиям требования Истца превышают компенсацию по ключевой ставке в 10,1 раза, а с учётом начислений на оплаченные поставки — в 41 раз.</w:t>
       </w:r>
     </w:p>
     <w:p>
@@ -1327,7 +2699,7 @@
           <w:b/>
           <w:sz w:val="24"/>
         </w:rPr>
-        <w:t>6. Выводы</w:t>
+        <w:t>7. Выводы</w:t>
       </w:r>
     </w:p>
     <w:p>
@@ -1336,7 +2708,7 @@
         <w:spacing w:after="60"/>
       </w:pPr>
       <w:r>
-        <w:t>Проценты и неустойка начислены на одну сумму за один период за одно нарушение, что свидетельствует о двойной ответственности.</w:t>
+        <w:t>70,3% заявленных санкций (94 643 руб. 66 коп.) начислено на поставки, оплаченные в полном объёме, и подлежит исключению.</w:t>
       </w:r>
     </w:p>
     <w:p>
@@ -1345,7 +2717,7 @@
         <w:spacing w:after="60"/>
       </w:pPr>
       <w:r>
-        <w:t>Фактический период просрочки по расчёту самого Истца составляет 260 дней, а не 1 057 дней.</w:t>
+        <w:t>Проценты и неустойка начислены на одну базу за один период за одно нарушение — двойная ответственность.</w:t>
       </w:r>
     </w:p>
     <w:p>
@@ -1354,7 +2726,7 @@
         <w:spacing w:after="60"/>
       </w:pPr>
       <w:r>
-        <w:t>Заявленные санкции превышают компенсацию по ключевой ставке Банка России в 12,2 раза и превышают сумму основного долга в 1,56 раза.</w:t>
+        <w:t>Расчёт содержит противоречия в датах (17.08.2026 и 17.10.2026) и не раскрывает методику определения количества дней.</w:t>
       </w:r>
     </w:p>
     <w:p>
@@ -1363,7 +2735,16 @@
         <w:spacing w:after="60"/>
       </w:pPr>
       <w:r>
-        <w:t>Соразмерной последствиям нарушения является сумма 11 058 руб. 98 коп.</w:t>
+        <w:t>Основной долг 86 267 руб. 82 коп. погашен, основания для начисления на будущее время отсутствуют.</w:t>
+      </w:r>
+    </w:p>
+    <w:p>
+      <w:pPr>
+        <w:pStyle w:val="ListNumber"/>
+        <w:spacing w:after="60"/>
+      </w:pPr>
+      <w:r>
+        <w:t>Соразмерной последствиям нарушения является сумма 3 282 руб. 55 коп.</w:t>
       </w:r>
     </w:p>
     <w:p>
@@ -1387,7 +2768,7 @@
         <w:rPr>
           <w:b/>
         </w:rPr>
-        <w:t>На основании изложенного просим суд снизить размер подлежащих взысканию процентов и неустойки на основании ст. 333 ГК РФ до 11 058 руб. 98 коп.</w:t>
+        <w:t>На основании изложенного просим суд исключить из расчёта начисления на оплаченные поставки и снизить размер процентов и неустойки на основании ст. 333 ГК РФ до 3 282 руб. 55 коп.</w:t>
       </w:r>
     </w:p>
     <w:p>

--- a/public/docs/kontrraschet-po-klyuchevoy-stavke.docx
+++ b/public/docs/kontrraschet-po-klyuchevoy-stavke.docx
@@ -1345,6 +1345,749 @@
           <w:sz w:val="24"/>
         </w:rPr>
         <w:t>3. Противоречие в датах расчёта</w:t>
+      </w:r>
+    </w:p>
+    <w:p>
+      <w:pPr>
+        <w:spacing w:before="240" w:after="120"/>
+      </w:pPr>
+      <w:r>
+        <w:rPr>
+          <w:b/>
+        </w:rPr>
+        <w:t>2.1. Задолженность погашена 26.08.2026 через кассу Истца</w:t>
+      </w:r>
+    </w:p>
+    <w:p>
+      <w:pPr>
+        <w:spacing w:after="80"/>
+        <w:ind w:firstLine="709"/>
+        <w:jc w:val="both"/>
+      </w:pPr>
+      <w:r>
+        <w:rPr>
+          <w:b w:val="0"/>
+        </w:rPr>
+        <w:t>Все восемь партий, образующих спорную задолженность, оплачены Ответчиком-1 26 августа 2026 года наличными денежными средствами в кассу Истца через контрольно-кассовую технику ООО «Декоратор». Оплата произведена отдельным платежом по каждой партии, что подтверждается кассовыми чеками.</w:t>
+      </w:r>
+    </w:p>
+    <w:p>
+      <w:pPr>
+        <w:spacing w:after="80"/>
+        <w:ind w:firstLine="709"/>
+        <w:jc w:val="both"/>
+      </w:pPr>
+      <w:r>
+        <w:rPr>
+          <w:b/>
+        </w:rPr>
+        <w:t>Расчёт Истца составлен на 17.08.2026, оплата произведена 26.08.2026. Начисление процентов и неустойки за пределами 26.08.2026 не имеет оснований: просрочка прекращена, задолженность отсутствует.</w:t>
+      </w:r>
+    </w:p>
+    <w:p>
+      <w:pPr>
+        <w:spacing w:after="80"/>
+        <w:ind w:firstLine="709"/>
+        <w:jc w:val="both"/>
+      </w:pPr>
+      <w:r>
+        <w:rPr>
+          <w:b w:val="0"/>
+        </w:rPr>
+        <w:t>Фактические периоды просрочки от даты отгрузки до даты оплаты 26.08.2026 составляют:</w:t>
+      </w:r>
+    </w:p>
+    <w:tbl>
+      <w:tblPr>
+        <w:tblStyle w:val="TableGrid"/>
+        <w:tblW w:type="auto" w:w="0"/>
+        <w:tblLook w:firstColumn="1" w:firstRow="1" w:lastColumn="0" w:lastRow="0" w:noHBand="0" w:noVBand="1" w:val="04A0"/>
+      </w:tblPr>
+      <w:tblGrid>
+        <w:gridCol w:w="1995"/>
+        <w:gridCol w:w="1995"/>
+        <w:gridCol w:w="1995"/>
+        <w:gridCol w:w="1995"/>
+        <w:gridCol w:w="1995"/>
+      </w:tblGrid>
+      <w:tr>
+        <w:tc>
+          <w:tcPr>
+            <w:tcW w:type="dxa" w:w="1247"/>
+          </w:tcPr>
+          <w:p>
+            <w:r/>
+            <w:r>
+              <w:rPr>
+                <w:b/>
+                <w:sz w:val="18"/>
+              </w:rPr>
+              <w:t>№ УПД</w:t>
+            </w:r>
+          </w:p>
+        </w:tc>
+        <w:tc>
+          <w:tcPr>
+            <w:tcW w:type="dxa" w:w="1701"/>
+          </w:tcPr>
+          <w:p>
+            <w:r/>
+            <w:r>
+              <w:rPr>
+                <w:b/>
+                <w:sz w:val="18"/>
+              </w:rPr>
+              <w:t>Дата отгрузки</w:t>
+            </w:r>
+          </w:p>
+        </w:tc>
+        <w:tc>
+          <w:tcPr>
+            <w:tcW w:type="dxa" w:w="1701"/>
+          </w:tcPr>
+          <w:p>
+            <w:r/>
+            <w:r>
+              <w:rPr>
+                <w:b/>
+                <w:sz w:val="18"/>
+              </w:rPr>
+              <w:t>Сумма, руб.</w:t>
+            </w:r>
+          </w:p>
+        </w:tc>
+        <w:tc>
+          <w:tcPr>
+            <w:tcW w:type="dxa" w:w="2041"/>
+          </w:tcPr>
+          <w:p>
+            <w:r/>
+            <w:r>
+              <w:rPr>
+                <w:b/>
+                <w:sz w:val="18"/>
+              </w:rPr>
+              <w:t>Дней до оплаты 26.08.2026</w:t>
+            </w:r>
+          </w:p>
+        </w:tc>
+        <w:tc>
+          <w:tcPr>
+            <w:tcW w:type="dxa" w:w="1928"/>
+          </w:tcPr>
+          <w:p>
+            <w:r/>
+            <w:r>
+              <w:rPr>
+                <w:b/>
+                <w:sz w:val="18"/>
+              </w:rPr>
+              <w:t>Дней по расчёту Истца</w:t>
+            </w:r>
+          </w:p>
+        </w:tc>
+      </w:tr>
+      <w:tr>
+        <w:tc>
+          <w:tcPr>
+            <w:tcW w:type="dxa" w:w="1247"/>
+          </w:tcPr>
+          <w:p>
+            <w:r/>
+            <w:r>
+              <w:rPr>
+                <w:sz w:val="18"/>
+              </w:rPr>
+              <w:t>12697</w:t>
+            </w:r>
+          </w:p>
+        </w:tc>
+        <w:tc>
+          <w:tcPr>
+            <w:tcW w:type="dxa" w:w="1701"/>
+          </w:tcPr>
+          <w:p>
+            <w:r/>
+            <w:r>
+              <w:rPr>
+                <w:sz w:val="18"/>
+              </w:rPr>
+              <w:t>16.04.2026</w:t>
+            </w:r>
+          </w:p>
+        </w:tc>
+        <w:tc>
+          <w:tcPr>
+            <w:tcW w:type="dxa" w:w="1701"/>
+          </w:tcPr>
+          <w:p>
+            <w:r/>
+            <w:r>
+              <w:rPr>
+                <w:sz w:val="18"/>
+              </w:rPr>
+              <w:t>10 437,92</w:t>
+            </w:r>
+          </w:p>
+        </w:tc>
+        <w:tc>
+          <w:tcPr>
+            <w:tcW w:type="dxa" w:w="2041"/>
+          </w:tcPr>
+          <w:p>
+            <w:r/>
+            <w:r>
+              <w:rPr>
+                <w:sz w:val="18"/>
+              </w:rPr>
+              <w:t>132</w:t>
+            </w:r>
+          </w:p>
+        </w:tc>
+        <w:tc>
+          <w:tcPr>
+            <w:tcW w:type="dxa" w:w="1928"/>
+          </w:tcPr>
+          <w:p>
+            <w:r/>
+            <w:r>
+              <w:rPr>
+                <w:sz w:val="18"/>
+              </w:rPr>
+              <w:t>90</w:t>
+            </w:r>
+          </w:p>
+        </w:tc>
+      </w:tr>
+      <w:tr>
+        <w:tc>
+          <w:tcPr>
+            <w:tcW w:type="dxa" w:w="1247"/>
+          </w:tcPr>
+          <w:p>
+            <w:r/>
+            <w:r>
+              <w:rPr>
+                <w:sz w:val="18"/>
+              </w:rPr>
+              <w:t>14271</w:t>
+            </w:r>
+          </w:p>
+        </w:tc>
+        <w:tc>
+          <w:tcPr>
+            <w:tcW w:type="dxa" w:w="1701"/>
+          </w:tcPr>
+          <w:p>
+            <w:r/>
+            <w:r>
+              <w:rPr>
+                <w:sz w:val="18"/>
+              </w:rPr>
+              <w:t>24.04.2026</w:t>
+            </w:r>
+          </w:p>
+        </w:tc>
+        <w:tc>
+          <w:tcPr>
+            <w:tcW w:type="dxa" w:w="1701"/>
+          </w:tcPr>
+          <w:p>
+            <w:r/>
+            <w:r>
+              <w:rPr>
+                <w:sz w:val="18"/>
+              </w:rPr>
+              <w:t>20 340,91</w:t>
+            </w:r>
+          </w:p>
+        </w:tc>
+        <w:tc>
+          <w:tcPr>
+            <w:tcW w:type="dxa" w:w="2041"/>
+          </w:tcPr>
+          <w:p>
+            <w:r/>
+            <w:r>
+              <w:rPr>
+                <w:sz w:val="18"/>
+              </w:rPr>
+              <w:t>124</w:t>
+            </w:r>
+          </w:p>
+        </w:tc>
+        <w:tc>
+          <w:tcPr>
+            <w:tcW w:type="dxa" w:w="1928"/>
+          </w:tcPr>
+          <w:p>
+            <w:r/>
+            <w:r>
+              <w:rPr>
+                <w:sz w:val="18"/>
+              </w:rPr>
+              <w:t>83</w:t>
+            </w:r>
+          </w:p>
+        </w:tc>
+      </w:tr>
+      <w:tr>
+        <w:tc>
+          <w:tcPr>
+            <w:tcW w:type="dxa" w:w="1247"/>
+          </w:tcPr>
+          <w:p>
+            <w:r/>
+            <w:r>
+              <w:rPr>
+                <w:sz w:val="18"/>
+              </w:rPr>
+              <w:t>14273</w:t>
+            </w:r>
+          </w:p>
+        </w:tc>
+        <w:tc>
+          <w:tcPr>
+            <w:tcW w:type="dxa" w:w="1701"/>
+          </w:tcPr>
+          <w:p>
+            <w:r/>
+            <w:r>
+              <w:rPr>
+                <w:sz w:val="18"/>
+              </w:rPr>
+              <w:t>24.04.2026</w:t>
+            </w:r>
+          </w:p>
+        </w:tc>
+        <w:tc>
+          <w:tcPr>
+            <w:tcW w:type="dxa" w:w="1701"/>
+          </w:tcPr>
+          <w:p>
+            <w:r/>
+            <w:r>
+              <w:rPr>
+                <w:sz w:val="18"/>
+              </w:rPr>
+              <w:t>806,31</w:t>
+            </w:r>
+          </w:p>
+        </w:tc>
+        <w:tc>
+          <w:tcPr>
+            <w:tcW w:type="dxa" w:w="2041"/>
+          </w:tcPr>
+          <w:p>
+            <w:r/>
+            <w:r>
+              <w:rPr>
+                <w:sz w:val="18"/>
+              </w:rPr>
+              <w:t>124</w:t>
+            </w:r>
+          </w:p>
+        </w:tc>
+        <w:tc>
+          <w:tcPr>
+            <w:tcW w:type="dxa" w:w="1928"/>
+          </w:tcPr>
+          <w:p>
+            <w:r/>
+            <w:r>
+              <w:rPr>
+                <w:sz w:val="18"/>
+              </w:rPr>
+              <w:t>83</w:t>
+            </w:r>
+          </w:p>
+        </w:tc>
+      </w:tr>
+      <w:tr>
+        <w:tc>
+          <w:tcPr>
+            <w:tcW w:type="dxa" w:w="1247"/>
+          </w:tcPr>
+          <w:p>
+            <w:r/>
+            <w:r>
+              <w:rPr>
+                <w:sz w:val="18"/>
+              </w:rPr>
+              <w:t>14277</w:t>
+            </w:r>
+          </w:p>
+        </w:tc>
+        <w:tc>
+          <w:tcPr>
+            <w:tcW w:type="dxa" w:w="1701"/>
+          </w:tcPr>
+          <w:p>
+            <w:r/>
+            <w:r>
+              <w:rPr>
+                <w:sz w:val="18"/>
+              </w:rPr>
+              <w:t>24.04.2026</w:t>
+            </w:r>
+          </w:p>
+        </w:tc>
+        <w:tc>
+          <w:tcPr>
+            <w:tcW w:type="dxa" w:w="1701"/>
+          </w:tcPr>
+          <w:p>
+            <w:r/>
+            <w:r>
+              <w:rPr>
+                <w:sz w:val="18"/>
+              </w:rPr>
+              <w:t>4 050,68</w:t>
+            </w:r>
+          </w:p>
+        </w:tc>
+        <w:tc>
+          <w:tcPr>
+            <w:tcW w:type="dxa" w:w="2041"/>
+          </w:tcPr>
+          <w:p>
+            <w:r/>
+            <w:r>
+              <w:rPr>
+                <w:sz w:val="18"/>
+              </w:rPr>
+              <w:t>124</w:t>
+            </w:r>
+          </w:p>
+        </w:tc>
+        <w:tc>
+          <w:tcPr>
+            <w:tcW w:type="dxa" w:w="1928"/>
+          </w:tcPr>
+          <w:p>
+            <w:r/>
+            <w:r>
+              <w:rPr>
+                <w:sz w:val="18"/>
+              </w:rPr>
+              <w:t>83</w:t>
+            </w:r>
+          </w:p>
+        </w:tc>
+      </w:tr>
+      <w:tr>
+        <w:tc>
+          <w:tcPr>
+            <w:tcW w:type="dxa" w:w="1247"/>
+          </w:tcPr>
+          <w:p>
+            <w:r/>
+            <w:r>
+              <w:rPr>
+                <w:sz w:val="18"/>
+              </w:rPr>
+              <w:t>15066</w:t>
+            </w:r>
+          </w:p>
+        </w:tc>
+        <w:tc>
+          <w:tcPr>
+            <w:tcW w:type="dxa" w:w="1701"/>
+          </w:tcPr>
+          <w:p>
+            <w:r/>
+            <w:r>
+              <w:rPr>
+                <w:sz w:val="18"/>
+              </w:rPr>
+              <w:t>29.04.2026</w:t>
+            </w:r>
+          </w:p>
+        </w:tc>
+        <w:tc>
+          <w:tcPr>
+            <w:tcW w:type="dxa" w:w="1701"/>
+          </w:tcPr>
+          <w:p>
+            <w:r/>
+            <w:r>
+              <w:rPr>
+                <w:sz w:val="18"/>
+              </w:rPr>
+              <w:t>20 363,90</w:t>
+            </w:r>
+          </w:p>
+        </w:tc>
+        <w:tc>
+          <w:tcPr>
+            <w:tcW w:type="dxa" w:w="2041"/>
+          </w:tcPr>
+          <w:p>
+            <w:r/>
+            <w:r>
+              <w:rPr>
+                <w:sz w:val="18"/>
+              </w:rPr>
+              <w:t>119</w:t>
+            </w:r>
+          </w:p>
+        </w:tc>
+        <w:tc>
+          <w:tcPr>
+            <w:tcW w:type="dxa" w:w="1928"/>
+          </w:tcPr>
+          <w:p>
+            <w:r/>
+            <w:r>
+              <w:rPr>
+                <w:sz w:val="18"/>
+              </w:rPr>
+              <w:t>76</w:t>
+            </w:r>
+          </w:p>
+        </w:tc>
+      </w:tr>
+      <w:tr>
+        <w:tc>
+          <w:tcPr>
+            <w:tcW w:type="dxa" w:w="1247"/>
+          </w:tcPr>
+          <w:p>
+            <w:r/>
+            <w:r>
+              <w:rPr>
+                <w:sz w:val="18"/>
+              </w:rPr>
+              <w:t>15441</w:t>
+            </w:r>
+          </w:p>
+        </w:tc>
+        <w:tc>
+          <w:tcPr>
+            <w:tcW w:type="dxa" w:w="1701"/>
+          </w:tcPr>
+          <w:p>
+            <w:r/>
+            <w:r>
+              <w:rPr>
+                <w:sz w:val="18"/>
+              </w:rPr>
+              <w:t>30.04.2026</w:t>
+            </w:r>
+          </w:p>
+        </w:tc>
+        <w:tc>
+          <w:tcPr>
+            <w:tcW w:type="dxa" w:w="1701"/>
+          </w:tcPr>
+          <w:p>
+            <w:r/>
+            <w:r>
+              <w:rPr>
+                <w:sz w:val="18"/>
+              </w:rPr>
+              <w:t>8 210,60</w:t>
+            </w:r>
+          </w:p>
+        </w:tc>
+        <w:tc>
+          <w:tcPr>
+            <w:tcW w:type="dxa" w:w="2041"/>
+          </w:tcPr>
+          <w:p>
+            <w:r/>
+            <w:r>
+              <w:rPr>
+                <w:sz w:val="18"/>
+              </w:rPr>
+              <w:t>118</w:t>
+            </w:r>
+          </w:p>
+        </w:tc>
+        <w:tc>
+          <w:tcPr>
+            <w:tcW w:type="dxa" w:w="1928"/>
+          </w:tcPr>
+          <w:p>
+            <w:r/>
+            <w:r>
+              <w:rPr>
+                <w:sz w:val="18"/>
+              </w:rPr>
+              <w:t>76</w:t>
+            </w:r>
+          </w:p>
+        </w:tc>
+      </w:tr>
+      <w:tr>
+        <w:tc>
+          <w:tcPr>
+            <w:tcW w:type="dxa" w:w="1247"/>
+          </w:tcPr>
+          <w:p>
+            <w:r/>
+            <w:r>
+              <w:rPr>
+                <w:sz w:val="18"/>
+              </w:rPr>
+              <w:t>17160</w:t>
+            </w:r>
+          </w:p>
+        </w:tc>
+        <w:tc>
+          <w:tcPr>
+            <w:tcW w:type="dxa" w:w="1701"/>
+          </w:tcPr>
+          <w:p>
+            <w:r/>
+            <w:r>
+              <w:rPr>
+                <w:sz w:val="18"/>
+              </w:rPr>
+              <w:t>12.05.2026</w:t>
+            </w:r>
+          </w:p>
+        </w:tc>
+        <w:tc>
+          <w:tcPr>
+            <w:tcW w:type="dxa" w:w="1701"/>
+          </w:tcPr>
+          <w:p>
+            <w:r/>
+            <w:r>
+              <w:rPr>
+                <w:sz w:val="18"/>
+              </w:rPr>
+              <w:t>20 046,06</w:t>
+            </w:r>
+          </w:p>
+        </w:tc>
+        <w:tc>
+          <w:tcPr>
+            <w:tcW w:type="dxa" w:w="2041"/>
+          </w:tcPr>
+          <w:p>
+            <w:r/>
+            <w:r>
+              <w:rPr>
+                <w:sz w:val="18"/>
+              </w:rPr>
+              <w:t>106</w:t>
+            </w:r>
+          </w:p>
+        </w:tc>
+        <w:tc>
+          <w:tcPr>
+            <w:tcW w:type="dxa" w:w="1928"/>
+          </w:tcPr>
+          <w:p>
+            <w:r/>
+            <w:r>
+              <w:rPr>
+                <w:sz w:val="18"/>
+              </w:rPr>
+              <w:t>66</w:t>
+            </w:r>
+          </w:p>
+        </w:tc>
+      </w:tr>
+      <w:tr>
+        <w:tc>
+          <w:tcPr>
+            <w:tcW w:type="dxa" w:w="1247"/>
+          </w:tcPr>
+          <w:p>
+            <w:r/>
+            <w:r>
+              <w:rPr>
+                <w:sz w:val="18"/>
+              </w:rPr>
+              <w:t>17562</w:t>
+            </w:r>
+          </w:p>
+        </w:tc>
+        <w:tc>
+          <w:tcPr>
+            <w:tcW w:type="dxa" w:w="1701"/>
+          </w:tcPr>
+          <w:p>
+            <w:r/>
+            <w:r>
+              <w:rPr>
+                <w:sz w:val="18"/>
+              </w:rPr>
+              <w:t>13.05.2026</w:t>
+            </w:r>
+          </w:p>
+        </w:tc>
+        <w:tc>
+          <w:tcPr>
+            <w:tcW w:type="dxa" w:w="1701"/>
+          </w:tcPr>
+          <w:p>
+            <w:r/>
+            <w:r>
+              <w:rPr>
+                <w:sz w:val="18"/>
+              </w:rPr>
+              <w:t>2 011,44</w:t>
+            </w:r>
+          </w:p>
+        </w:tc>
+        <w:tc>
+          <w:tcPr>
+            <w:tcW w:type="dxa" w:w="2041"/>
+          </w:tcPr>
+          <w:p>
+            <w:r/>
+            <w:r>
+              <w:rPr>
+                <w:sz w:val="18"/>
+              </w:rPr>
+              <w:t>105</w:t>
+            </w:r>
+          </w:p>
+        </w:tc>
+        <w:tc>
+          <w:tcPr>
+            <w:tcW w:type="dxa" w:w="1928"/>
+          </w:tcPr>
+          <w:p>
+            <w:r/>
+            <w:r>
+              <w:rPr>
+                <w:sz w:val="18"/>
+              </w:rPr>
+              <w:t>65</w:t>
+            </w:r>
+          </w:p>
+        </w:tc>
+      </w:tr>
+    </w:tbl>
+    <w:p>
+      <w:pPr>
+        <w:spacing w:after="80"/>
+        <w:ind w:firstLine="709"/>
+        <w:jc w:val="both"/>
+      </w:pPr>
+      <w:r>
+        <w:rPr>
+          <w:b w:val="0"/>
+        </w:rPr>
+        <w:t>Ответчики не оспаривают периоды, применённые Истцом, и производят контррасчёт исходя из указанного им количества дней.</w:t>
+      </w:r>
+    </w:p>
+    <w:p>
+      <w:pPr>
+        <w:spacing w:after="80"/>
+        <w:ind w:firstLine="709"/>
+        <w:jc w:val="both"/>
+      </w:pPr>
+      <w:r>
+        <w:rPr>
+          <w:b/>
+        </w:rPr>
+        <w:t>Поскольку задолженность погашена 26.08.2026 в полном объёме, требования о взыскании основного долга и о начислении процентов и неустойки на будущее время по день фактического исполнения удовлетворению не подлежат.</w:t>
       </w:r>
     </w:p>
     <w:p>
@@ -2735,7 +3478,7 @@
         <w:spacing w:after="60"/>
       </w:pPr>
       <w:r>
-        <w:t>Основной долг 86 267 руб. 82 коп. погашен, основания для начисления на будущее время отсутствуют.</w:t>
+        <w:t>Основной долг 86 267 руб. 82 коп. погашен 26.08.2026 через кассу Истца отдельными платежами по каждой партии; основания для начисления на будущее время отсутствуют.</w:t>
       </w:r>
     </w:p>
     <w:p>
